--- a/Texto da história do Usuário ( Clínica Veterinária ).docx
+++ b/Texto da história do Usuário ( Clínica Veterinária ).docx
@@ -6,7 +6,7 @@
       <w:pPr>
         <w:jc w:val="center"/>
         <w:rPr>
-          <w:rFonts w:ascii="Arial" w:hAnsi="Arial" w:cs="Arial"/>
+          <w:rFonts w:ascii="Times New Roman" w:hAnsi="Times New Roman" w:cs="Times New Roman"/>
           <w:b/>
           <w:sz w:val="32"/>
           <w:szCs w:val="32"/>
@@ -14,197 +14,208 @@
       </w:pPr>
       <w:r>
         <w:rPr>
-          <w:rFonts w:ascii="Arial" w:hAnsi="Arial" w:cs="Arial"/>
+          <w:rFonts w:ascii="Times New Roman" w:hAnsi="Times New Roman" w:cs="Times New Roman"/>
           <w:b/>
           <w:sz w:val="32"/>
           <w:szCs w:val="32"/>
         </w:rPr>
-        <w:t>Texto da história do Usuário</w:t>
-      </w:r>
-    </w:p>
-    <w:p>
-      <w:pPr>
-        <w:pStyle w:val="NormalWeb"/>
-        <w:rPr>
-          <w:rFonts w:ascii="Arial" w:hAnsi="Arial" w:cs="Arial"/>
-        </w:rPr>
-      </w:pPr>
-      <w:r>
-        <w:rPr>
-          <w:rFonts w:ascii="Arial" w:eastAsiaTheme="minorHAnsi" w:hAnsi="Arial" w:cs="Arial"/>
-          <w:lang w:eastAsia="en-US"/>
-        </w:rPr>
-        <w:t xml:space="preserve">   </w:t>
-      </w:r>
-      <w:r>
-        <w:rPr>
-          <w:rFonts w:ascii="Arial" w:hAnsi="Arial" w:cs="Arial"/>
-        </w:rPr>
-        <w:t xml:space="preserve">A clínica utilizará um sistema central para organizar todos os seus atendimentos. O processo começa com o </w:t>
-      </w:r>
-      <w:r>
-        <w:rPr>
-          <w:rFonts w:ascii="Arial" w:hAnsi="Arial" w:cs="Arial"/>
-          <w:b/>
-          <w:bCs/>
-        </w:rPr>
-        <w:t>registro do animal</w:t>
-      </w:r>
-      <w:r>
-        <w:rPr>
-          <w:rFonts w:ascii="Arial" w:hAnsi="Arial" w:cs="Arial"/>
-        </w:rPr>
-        <w:t xml:space="preserve">, onde o ponto mais importante é o seu número de identificação (ID), que é gerado obrigatoriamente para que nenhum prontuário seja perdido. Para que o médico tenha um diagnóstico preciso, o sistema exige que informações físicas como </w:t>
-      </w:r>
-      <w:r>
-        <w:rPr>
-          <w:rFonts w:ascii="Arial" w:hAnsi="Arial" w:cs="Arial"/>
-          <w:b/>
-          <w:bCs/>
-        </w:rPr>
-        <w:t>raça, idade, tamanho e peso</w:t>
-      </w:r>
-      <w:r>
-        <w:rPr>
-          <w:rFonts w:ascii="Arial" w:hAnsi="Arial" w:cs="Arial"/>
-        </w:rPr>
-        <w:t xml:space="preserve"> sejam preenchidas sempre, além de um espaço obrigatório para o </w:t>
-      </w:r>
-      <w:r>
-        <w:rPr>
-          <w:rFonts w:ascii="Arial" w:hAnsi="Arial" w:cs="Arial"/>
-          <w:b/>
-          <w:bCs/>
-        </w:rPr>
-        <w:t>histórico de saúde</w:t>
-      </w:r>
-      <w:r>
-        <w:rPr>
-          <w:rFonts w:ascii="Arial" w:hAnsi="Arial" w:cs="Arial"/>
-        </w:rPr>
-        <w:t xml:space="preserve">, onde ficará anotado tudo o que já aconteceu com o </w:t>
-      </w:r>
-      <w:r>
-        <w:rPr>
-          <w:rFonts w:ascii="Arial" w:hAnsi="Arial" w:cs="Arial"/>
-        </w:rPr>
-        <w:t>animal</w:t>
-      </w:r>
-      <w:r>
-        <w:rPr>
-          <w:rFonts w:ascii="Arial" w:hAnsi="Arial" w:cs="Arial"/>
-        </w:rPr>
-        <w:t>.</w:t>
-      </w:r>
-    </w:p>
-    <w:p>
-      <w:pPr>
-        <w:pStyle w:val="NormalWeb"/>
-        <w:rPr>
-          <w:rFonts w:ascii="Arial" w:hAnsi="Arial" w:cs="Arial"/>
-        </w:rPr>
-      </w:pPr>
-      <w:r>
-        <w:rPr>
-          <w:rFonts w:ascii="Arial" w:hAnsi="Arial" w:cs="Arial"/>
-        </w:rPr>
-        <w:t xml:space="preserve">  </w:t>
-      </w:r>
-      <w:r>
-        <w:rPr>
-          <w:rFonts w:ascii="Arial" w:hAnsi="Arial" w:cs="Arial"/>
-        </w:rPr>
-        <w:t>Pensando na agilidade do atendimento, o sistema é flexível: se o dono estiver nervoso ou se o animal for de rua, é possível salvar o cadastro sem o nome do animal, o nome do dono ou o CPF dele no primeiro momento.</w:t>
-      </w:r>
-    </w:p>
-    <w:p>
-      <w:pPr>
-        <w:pStyle w:val="NormalWeb"/>
-      </w:pPr>
-      <w:r>
-        <w:rPr>
-          <w:rFonts w:ascii="Arial" w:hAnsi="Arial" w:cs="Arial"/>
-        </w:rPr>
-        <w:t xml:space="preserve">  </w:t>
-      </w:r>
-      <w:r>
-        <w:rPr>
-          <w:rFonts w:ascii="Arial" w:hAnsi="Arial" w:cs="Arial"/>
-        </w:rPr>
-        <w:t xml:space="preserve">Para a parte dos profissionais, o software mantém uma lista de todos os </w:t>
-      </w:r>
-      <w:r>
-        <w:rPr>
-          <w:rFonts w:ascii="Arial" w:hAnsi="Arial" w:cs="Arial"/>
-          <w:b/>
-          <w:bCs/>
-        </w:rPr>
-        <w:t>veterinários</w:t>
-      </w:r>
-      <w:r>
-        <w:rPr>
-          <w:rFonts w:ascii="Arial" w:hAnsi="Arial" w:cs="Arial"/>
-        </w:rPr>
-        <w:t xml:space="preserve"> da equipe, exigindo o nome completo e o CPF de cada um. O ponto chave aqui é a organização: o sistema não permite que um atendimento seja registrado sem conectar o veterinário ao </w:t>
-      </w:r>
-      <w:r>
-        <w:rPr>
-          <w:rFonts w:ascii="Arial" w:hAnsi="Arial" w:cs="Arial"/>
-          <w:b/>
-          <w:bCs/>
-        </w:rPr>
-        <w:t>ID do animal</w:t>
-      </w:r>
-      <w:r>
-        <w:rPr>
-          <w:rFonts w:ascii="Arial" w:hAnsi="Arial" w:cs="Arial"/>
-        </w:rPr>
-        <w:t xml:space="preserve"> que ele está cuidando. Isso garante que a clínica saiba exatamente qual médico tratou cada paciente, facilitando a organização interna e a segurança das informações</w:t>
-      </w:r>
-      <w:r>
-        <w:t>.</w:t>
-      </w:r>
-    </w:p>
-    <w:p>
-      <w:pPr>
-        <w:rPr>
-          <w:rFonts w:ascii="Arial" w:hAnsi="Arial" w:cs="Arial"/>
-          <w:sz w:val="24"/>
-          <w:szCs w:val="24"/>
-        </w:rPr>
-      </w:pPr>
-    </w:p>
-    <w:p>
-      <w:pPr>
-        <w:rPr>
-          <w:rFonts w:ascii="Arial" w:hAnsi="Arial" w:cs="Arial"/>
+        <w:t>H</w:t>
+      </w:r>
+      <w:r>
+        <w:rPr>
+          <w:rFonts w:ascii="Times New Roman" w:hAnsi="Times New Roman" w:cs="Times New Roman"/>
           <w:b/>
           <w:sz w:val="32"/>
           <w:szCs w:val="32"/>
         </w:rPr>
-      </w:pPr>
-      <w:r>
-        <w:rPr>
-          <w:rFonts w:ascii="Arial" w:hAnsi="Arial" w:cs="Arial"/>
+        <w:t xml:space="preserve">istória do </w:t>
+      </w:r>
+      <w:r>
+        <w:rPr>
+          <w:rFonts w:ascii="Times New Roman" w:hAnsi="Times New Roman" w:cs="Times New Roman"/>
           <w:b/>
           <w:sz w:val="32"/>
           <w:szCs w:val="32"/>
         </w:rPr>
-        <w:t xml:space="preserve">   1° Prompt: </w:t>
-      </w:r>
-      <w:r>
-        <w:rPr>
-          <w:rFonts w:ascii="Arial" w:hAnsi="Arial" w:cs="Arial"/>
+        <w:t>Cliente</w:t>
+      </w:r>
+    </w:p>
+    <w:p>
+      <w:pPr>
+        <w:jc w:val="center"/>
+        <w:rPr>
+          <w:rFonts w:ascii="Times New Roman" w:hAnsi="Times New Roman" w:cs="Times New Roman"/>
+          <w:b/>
+          <w:sz w:val="28"/>
+          <w:szCs w:val="28"/>
+        </w:rPr>
+      </w:pPr>
+      <w:r>
+        <w:rPr>
+          <w:rFonts w:ascii="Times New Roman" w:hAnsi="Times New Roman" w:cs="Times New Roman"/>
+          <w:b/>
+          <w:sz w:val="28"/>
+          <w:szCs w:val="28"/>
+        </w:rPr>
+        <w:t>Clínica Veterinária</w:t>
+      </w:r>
+    </w:p>
+    <w:p>
+      <w:pPr>
+        <w:pStyle w:val="NormalWeb"/>
+      </w:pPr>
+      <w:r>
+        <w:rPr>
+          <w:rFonts w:eastAsiaTheme="minorHAnsi"/>
+          <w:lang w:eastAsia="en-US"/>
+        </w:rPr>
+        <w:t xml:space="preserve">   </w:t>
+      </w:r>
+      <w:r>
+        <w:t xml:space="preserve">A clínica utilizará um sistema central para organizar todos os seus atendimentos. O processo começa com o </w:t>
+      </w:r>
+      <w:r>
+        <w:rPr>
+          <w:b/>
+          <w:bCs/>
+        </w:rPr>
+        <w:t>registro do animal</w:t>
+      </w:r>
+      <w:r>
+        <w:t xml:space="preserve">, onde o ponto mais importante é o seu número de identificação (ID), que é gerado obrigatoriamente para que nenhum prontuário seja perdido. Para que o médico tenha um diagnóstico preciso, o sistema exige que informações físicas como </w:t>
+      </w:r>
+      <w:r>
+        <w:rPr>
+          <w:bCs/>
+        </w:rPr>
+        <w:t>raça, idade, tamanho e peso</w:t>
+      </w:r>
+      <w:r>
+        <w:t xml:space="preserve"> sejam preenchidas sempre, além de um espaço obrigatório para o </w:t>
+      </w:r>
+      <w:r>
+        <w:rPr>
+          <w:bCs/>
+        </w:rPr>
+        <w:t>histórico de saúde</w:t>
+      </w:r>
+      <w:r>
+        <w:t xml:space="preserve">, onde ficará anotado tudo o que já aconteceu com o </w:t>
+      </w:r>
+      <w:r>
+        <w:t>animal</w:t>
+      </w:r>
+      <w:r>
+        <w:t>.</w:t>
+      </w:r>
+    </w:p>
+    <w:p>
+      <w:pPr>
+        <w:pStyle w:val="NormalWeb"/>
+      </w:pPr>
+      <w:r>
+        <w:t xml:space="preserve">  Pensando na agilidade do atendimento, o sistema é flexível: se o dono estiver nervoso ou se o animal for de rua, é possível salvar o cadastro sem o nome do animal, o nome do dono ou o CPF dele no primeiro momento.</w:t>
+      </w:r>
+    </w:p>
+    <w:p>
+      <w:pPr>
+        <w:pStyle w:val="NormalWeb"/>
+      </w:pPr>
+      <w:r>
+        <w:t xml:space="preserve">  Para a parte dos profissionais, o software mantém uma lista de todos os </w:t>
+      </w:r>
+      <w:r>
+        <w:rPr>
+          <w:b/>
+          <w:bCs/>
+        </w:rPr>
+        <w:t>veterinários</w:t>
+      </w:r>
+      <w:r>
+        <w:t xml:space="preserve"> da equipe, exigindo o nome completo e o CPF de cada um. O ponto chave aqui é a organização: o sistema não permite que um atendimento seja registrado sem conectar o veterinário ao </w:t>
+      </w:r>
+      <w:r>
+        <w:rPr>
+          <w:bCs/>
+        </w:rPr>
+        <w:t>ID do animal</w:t>
+      </w:r>
+      <w:r>
+        <w:t xml:space="preserve"> que ele está cuidando. Isso garante que a clínica saiba exatamente qual médico tratou cada paciente, facilitando a organização interna e a segurança das informações.</w:t>
+      </w:r>
+    </w:p>
+    <w:p>
+      <w:pPr>
+        <w:jc w:val="center"/>
+        <w:rPr>
+          <w:rFonts w:ascii="Times New Roman" w:hAnsi="Times New Roman" w:cs="Times New Roman"/>
+          <w:b/>
+          <w:sz w:val="28"/>
+          <w:szCs w:val="28"/>
+        </w:rPr>
+      </w:pPr>
+    </w:p>
+    <w:p>
+      <w:pPr>
+        <w:rPr>
+          <w:rFonts w:ascii="Times New Roman" w:hAnsi="Times New Roman" w:cs="Times New Roman"/>
+          <w:b/>
+          <w:sz w:val="28"/>
+          <w:szCs w:val="28"/>
+        </w:rPr>
+      </w:pPr>
+      <w:r>
+        <w:rPr>
+          <w:rFonts w:ascii="Times New Roman" w:hAnsi="Times New Roman" w:cs="Times New Roman"/>
+          <w:b/>
+          <w:sz w:val="28"/>
+          <w:szCs w:val="28"/>
+        </w:rPr>
+        <w:t>Parte Melhorada pela IA:</w:t>
+      </w:r>
+    </w:p>
+    <w:p>
+      <w:pPr>
+        <w:rPr>
+          <w:rFonts w:ascii="Times New Roman" w:hAnsi="Times New Roman" w:cs="Times New Roman"/>
+          <w:b/>
+          <w:sz w:val="32"/>
+          <w:szCs w:val="32"/>
+        </w:rPr>
+      </w:pPr>
+      <w:r>
+        <w:rPr>
+          <w:rFonts w:ascii="Times New Roman" w:hAnsi="Times New Roman" w:cs="Times New Roman"/>
+          <w:b/>
+          <w:color w:val="FF0000"/>
+          <w:sz w:val="32"/>
+          <w:szCs w:val="32"/>
+        </w:rPr>
+        <w:t xml:space="preserve">1° Prompt: </w:t>
+      </w:r>
+      <w:r>
+        <w:rPr>
+          <w:rFonts w:ascii="Times New Roman" w:hAnsi="Times New Roman" w:cs="Times New Roman"/>
           <w:color w:val="1F1F1F"/>
           <w:sz w:val="24"/>
           <w:szCs w:val="24"/>
           <w:shd w:val="clear" w:color="auto" w:fill="E9EEF6"/>
         </w:rPr>
-        <w:t>deixe esse texto da história do usuário mais técnico e profissional</w:t>
-      </w:r>
-      <w:r>
-        <w:rPr>
-          <w:rFonts w:ascii="Arial" w:hAnsi="Arial" w:cs="Arial"/>
+        <w:t>D</w:t>
+      </w:r>
+      <w:r>
+        <w:rPr>
+          <w:rFonts w:ascii="Times New Roman" w:hAnsi="Times New Roman" w:cs="Times New Roman"/>
+          <w:color w:val="1F1F1F"/>
+          <w:sz w:val="24"/>
+          <w:szCs w:val="24"/>
+          <w:shd w:val="clear" w:color="auto" w:fill="E9EEF6"/>
+        </w:rPr>
+        <w:t>eixe esse texto da história do usuário mais técnico e profissional</w:t>
+      </w:r>
+      <w:r>
+        <w:rPr>
+          <w:rFonts w:ascii="Times New Roman" w:hAnsi="Times New Roman" w:cs="Times New Roman"/>
           <w:sz w:val="24"/>
           <w:szCs w:val="24"/>
         </w:rPr>
@@ -214,20 +225,9 @@
     <w:p>
       <w:pPr>
         <w:pStyle w:val="NormalWeb"/>
-        <w:rPr>
-          <w:rFonts w:ascii="Arial" w:hAnsi="Arial" w:cs="Arial"/>
-        </w:rPr>
-      </w:pPr>
-      <w:r>
-        <w:rPr>
-          <w:rFonts w:ascii="Arial" w:eastAsiaTheme="minorHAnsi" w:hAnsi="Arial" w:cs="Arial"/>
-          <w:lang w:eastAsia="en-US"/>
-        </w:rPr>
-        <w:t xml:space="preserve">  </w:t>
-      </w:r>
-      <w:r>
-        <w:rPr>
-          <w:rFonts w:ascii="Arial" w:hAnsi="Arial" w:cs="Arial"/>
+      </w:pPr>
+      <w:r>
+        <w:rPr>
           <w:b/>
           <w:sz w:val="30"/>
           <w:szCs w:val="30"/>
@@ -235,65 +235,46 @@
         <w:t xml:space="preserve">Resposta:  </w:t>
       </w:r>
       <w:r>
-        <w:rPr>
-          <w:rFonts w:ascii="Arial" w:hAnsi="Arial" w:cs="Arial"/>
-        </w:rPr>
         <w:t xml:space="preserve">O sistema central de gestão hospitalar deverá atuar como o </w:t>
       </w:r>
       <w:r>
         <w:rPr>
-          <w:rFonts w:ascii="Arial" w:hAnsi="Arial" w:cs="Arial"/>
           <w:b/>
           <w:bCs/>
         </w:rPr>
         <w:t>core</w:t>
       </w:r>
       <w:r>
-        <w:rPr>
-          <w:rFonts w:ascii="Arial" w:hAnsi="Arial" w:cs="Arial"/>
-        </w:rPr>
         <w:t xml:space="preserve"> da operação clínica, garantindo a integridade dos dados e a rastreabilidade dos processos. O workflow inicia-se pelo módulo de </w:t>
       </w:r>
       <w:r>
         <w:rPr>
-          <w:rFonts w:ascii="Arial" w:hAnsi="Arial" w:cs="Arial"/>
           <w:b/>
           <w:bCs/>
         </w:rPr>
         <w:t>Cadastro de Pacientes</w:t>
       </w:r>
       <w:r>
-        <w:rPr>
-          <w:rFonts w:ascii="Arial" w:hAnsi="Arial" w:cs="Arial"/>
-        </w:rPr>
         <w:t xml:space="preserve">, onde a persistência dos dados é condicionada à geração automática de um </w:t>
       </w:r>
       <w:r>
         <w:rPr>
-          <w:rFonts w:ascii="Arial" w:hAnsi="Arial" w:cs="Arial"/>
           <w:b/>
           <w:bCs/>
         </w:rPr>
         <w:t>ID exclusivo</w:t>
       </w:r>
       <w:r>
-        <w:rPr>
-          <w:rFonts w:ascii="Arial" w:hAnsi="Arial" w:cs="Arial"/>
-        </w:rPr>
         <w:t xml:space="preserve">, parâmetro fundamental para a unicidade do prontuário eletrônico. Para assegurar a acurácia diagnóstica, o sistema impõe a obrigatoriedade de preenchimento dos parâmetros fisiológicos (raça, idade, porte e peso), além de um campo mandatório para o </w:t>
       </w:r>
       <w:r>
         <w:rPr>
-          <w:rFonts w:ascii="Arial" w:hAnsi="Arial" w:cs="Arial"/>
           <w:b/>
           <w:bCs/>
         </w:rPr>
         <w:t>log de histórico clínico</w:t>
       </w:r>
       <w:r>
-        <w:rPr>
-          <w:rFonts w:ascii="Arial" w:hAnsi="Arial" w:cs="Arial"/>
-        </w:rPr>
         <w:t>, que consolidará a memória médica do animal.</w:t>
       </w:r>
     </w:p>
@@ -301,15 +282,15 @@
       <w:pPr>
         <w:spacing w:before="100" w:beforeAutospacing="1" w:after="100" w:afterAutospacing="1" w:line="240" w:lineRule="auto"/>
         <w:rPr>
-          <w:rFonts w:ascii="Arial" w:eastAsia="Times New Roman" w:hAnsi="Arial" w:cs="Arial"/>
-          <w:sz w:val="24"/>
-          <w:szCs w:val="24"/>
-          <w:lang w:eastAsia="pt-BR"/>
-        </w:rPr>
-      </w:pPr>
-      <w:r>
-        <w:rPr>
-          <w:rFonts w:ascii="Arial" w:eastAsia="Times New Roman" w:hAnsi="Arial" w:cs="Arial"/>
+          <w:rFonts w:ascii="Times New Roman" w:eastAsia="Times New Roman" w:hAnsi="Times New Roman" w:cs="Times New Roman"/>
+          <w:sz w:val="24"/>
+          <w:szCs w:val="24"/>
+          <w:lang w:eastAsia="pt-BR"/>
+        </w:rPr>
+      </w:pPr>
+      <w:r>
+        <w:rPr>
+          <w:rFonts w:ascii="Times New Roman" w:eastAsia="Times New Roman" w:hAnsi="Times New Roman" w:cs="Times New Roman"/>
           <w:sz w:val="24"/>
           <w:szCs w:val="24"/>
           <w:lang w:eastAsia="pt-BR"/>
@@ -318,7 +299,7 @@
       </w:r>
       <w:r>
         <w:rPr>
-          <w:rFonts w:ascii="Arial" w:eastAsia="Times New Roman" w:hAnsi="Arial" w:cs="Arial"/>
+          <w:rFonts w:ascii="Times New Roman" w:eastAsia="Times New Roman" w:hAnsi="Times New Roman" w:cs="Times New Roman"/>
           <w:b/>
           <w:bCs/>
           <w:sz w:val="24"/>
@@ -329,7 +310,7 @@
       </w:r>
       <w:r>
         <w:rPr>
-          <w:rFonts w:ascii="Arial" w:eastAsia="Times New Roman" w:hAnsi="Arial" w:cs="Arial"/>
+          <w:rFonts w:ascii="Times New Roman" w:eastAsia="Times New Roman" w:hAnsi="Times New Roman" w:cs="Times New Roman"/>
           <w:sz w:val="24"/>
           <w:szCs w:val="24"/>
           <w:lang w:eastAsia="pt-BR"/>
@@ -349,7 +330,7 @@
       </w:pPr>
       <w:r>
         <w:rPr>
-          <w:rFonts w:ascii="Arial" w:eastAsia="Times New Roman" w:hAnsi="Arial" w:cs="Arial"/>
+          <w:rFonts w:ascii="Times New Roman" w:eastAsia="Times New Roman" w:hAnsi="Times New Roman" w:cs="Times New Roman"/>
           <w:sz w:val="24"/>
           <w:szCs w:val="24"/>
           <w:lang w:eastAsia="pt-BR"/>
@@ -358,7 +339,7 @@
       </w:r>
       <w:r>
         <w:rPr>
-          <w:rFonts w:ascii="Arial" w:eastAsia="Times New Roman" w:hAnsi="Arial" w:cs="Arial"/>
+          <w:rFonts w:ascii="Times New Roman" w:eastAsia="Times New Roman" w:hAnsi="Times New Roman" w:cs="Times New Roman"/>
           <w:b/>
           <w:bCs/>
           <w:sz w:val="24"/>
@@ -369,71 +350,45 @@
       </w:r>
       <w:r>
         <w:rPr>
-          <w:rFonts w:ascii="Arial" w:eastAsia="Times New Roman" w:hAnsi="Arial" w:cs="Arial"/>
-          <w:sz w:val="24"/>
-          <w:szCs w:val="24"/>
-          <w:lang w:eastAsia="pt-BR"/>
-        </w:rPr>
-        <w:t xml:space="preserve"> entre o ID do veterinário e o ID do paciente. Esta vinculação obrigatória garante o </w:t>
-      </w:r>
-      <w:r>
-        <w:rPr>
-          <w:rFonts w:ascii="Arial" w:eastAsia="Times New Roman" w:hAnsi="Arial" w:cs="Arial"/>
-          <w:sz w:val="24"/>
-          <w:szCs w:val="24"/>
-          <w:lang w:eastAsia="pt-BR"/>
-        </w:rPr>
-        <w:lastRenderedPageBreak/>
-        <w:t>compliance interno, permitindo auditorias precisas e a total responsabilização técnica por cada atendimento realizado na unidade</w:t>
-      </w:r>
-      <w:r>
-        <w:rPr>
-          <w:rFonts w:ascii="Times New Roman" w:eastAsia="Times New Roman" w:hAnsi="Times New Roman" w:cs="Times New Roman"/>
-          <w:sz w:val="24"/>
-          <w:szCs w:val="24"/>
-          <w:lang w:eastAsia="pt-BR"/>
-        </w:rPr>
-        <w:t>.</w:t>
-      </w:r>
-    </w:p>
-    <w:p>
-      <w:pPr>
-        <w:rPr>
-          <w:rFonts w:ascii="Arial" w:hAnsi="Arial" w:cs="Arial"/>
-          <w:sz w:val="24"/>
-          <w:szCs w:val="24"/>
-        </w:rPr>
-      </w:pPr>
-    </w:p>
-    <w:p>
-      <w:pPr>
-        <w:rPr>
-          <w:rFonts w:ascii="Arial" w:hAnsi="Arial" w:cs="Arial"/>
-          <w:sz w:val="24"/>
-          <w:szCs w:val="24"/>
-        </w:rPr>
-      </w:pPr>
-    </w:p>
-    <w:p>
-      <w:pPr>
-        <w:rPr>
-          <w:rFonts w:ascii="Arial" w:hAnsi="Arial" w:cs="Arial"/>
-          <w:sz w:val="24"/>
-          <w:szCs w:val="24"/>
-        </w:rPr>
-      </w:pPr>
-      <w:r>
-        <w:rPr>
-          <w:rFonts w:ascii="Arial" w:hAnsi="Arial" w:cs="Arial"/>
-          <w:sz w:val="24"/>
-          <w:szCs w:val="24"/>
-        </w:rPr>
-        <w:t xml:space="preserve"> </w:t>
-      </w:r>
-      <w:r>
-        <w:rPr>
-          <w:rFonts w:ascii="Arial" w:hAnsi="Arial" w:cs="Arial"/>
-          <w:b/>
+          <w:rFonts w:ascii="Times New Roman" w:eastAsia="Times New Roman" w:hAnsi="Times New Roman" w:cs="Times New Roman"/>
+          <w:sz w:val="24"/>
+          <w:szCs w:val="24"/>
+          <w:lang w:eastAsia="pt-BR"/>
+        </w:rPr>
+        <w:t xml:space="preserve"> entre o ID do veterinário e o ID do paciente. Esta vinculação obrigatória garante o compliance interno, permitindo auditorias precisas e a total responsabilização técnica por cada atendimento realizado na unidade.</w:t>
+      </w:r>
+    </w:p>
+    <w:p>
+      <w:pPr>
+        <w:rPr>
+          <w:rFonts w:ascii="Times New Roman" w:hAnsi="Times New Roman" w:cs="Times New Roman"/>
+          <w:sz w:val="24"/>
+          <w:szCs w:val="24"/>
+        </w:rPr>
+      </w:pPr>
+    </w:p>
+    <w:p>
+      <w:pPr>
+        <w:rPr>
+          <w:rFonts w:ascii="Times New Roman" w:hAnsi="Times New Roman" w:cs="Times New Roman"/>
+          <w:sz w:val="24"/>
+          <w:szCs w:val="24"/>
+        </w:rPr>
+      </w:pPr>
+    </w:p>
+    <w:p>
+      <w:pPr>
+        <w:rPr>
+          <w:rFonts w:ascii="Times New Roman" w:hAnsi="Times New Roman" w:cs="Times New Roman"/>
+          <w:sz w:val="24"/>
+          <w:szCs w:val="24"/>
+        </w:rPr>
+      </w:pPr>
+      <w:r>
+        <w:rPr>
+          <w:rFonts w:ascii="Times New Roman" w:hAnsi="Times New Roman" w:cs="Times New Roman"/>
+          <w:b/>
+          <w:color w:val="FF0000"/>
           <w:sz w:val="32"/>
           <w:szCs w:val="32"/>
         </w:rPr>
@@ -441,288 +396,3330 @@
       </w:r>
       <w:r>
         <w:rPr>
+          <w:rFonts w:ascii="Times New Roman" w:hAnsi="Times New Roman" w:cs="Times New Roman"/>
+          <w:sz w:val="24"/>
+          <w:szCs w:val="24"/>
+        </w:rPr>
+        <w:t>Gostaria que adaptasse este texto para um formato de documentação técnica mais voltado para desenvolvedores (como um mapeamento de banco de dados)</w:t>
+      </w:r>
+      <w:r>
+        <w:rPr>
+          <w:rFonts w:ascii="Times New Roman" w:hAnsi="Times New Roman" w:cs="Times New Roman"/>
+          <w:sz w:val="24"/>
+          <w:szCs w:val="24"/>
+        </w:rPr>
+        <w:t>.</w:t>
+      </w:r>
+    </w:p>
+    <w:p>
+      <w:pPr>
+        <w:rPr>
+          <w:rFonts w:ascii="Times New Roman" w:hAnsi="Times New Roman" w:cs="Times New Roman"/>
+          <w:sz w:val="24"/>
+          <w:szCs w:val="24"/>
+        </w:rPr>
+      </w:pPr>
+    </w:p>
+    <w:p>
+      <w:pPr>
+        <w:pStyle w:val="NormalWeb"/>
+      </w:pPr>
+      <w:r>
+        <w:rPr>
+          <w:b/>
+          <w:sz w:val="30"/>
+          <w:szCs w:val="30"/>
+        </w:rPr>
+        <w:t xml:space="preserve">Resposta: </w:t>
+      </w:r>
+      <w:r>
+        <w:t xml:space="preserve">O sistema centralizado de gestão clínica deve ser estruturado em torno da integridade referencial e da rastreabilidade total dos eventos médicos. O workflow operacional inicia-se obrigatoriamente no módulo de </w:t>
+      </w:r>
+      <w:r>
+        <w:rPr>
+          <w:b/>
+          <w:bCs/>
+        </w:rPr>
+        <w:t>Cadastro de Pacientes</w:t>
+      </w:r>
+      <w:r>
+        <w:t xml:space="preserve">, onde a persistência de qualquer registo é condicionada à geração de uma </w:t>
+      </w:r>
+      <w:r>
+        <w:rPr>
+          <w:b/>
+          <w:bCs/>
+        </w:rPr>
+        <w:t>Primary Key (ID)</w:t>
+      </w:r>
+      <w:r>
+        <w:t xml:space="preserve"> única e automática, garantindo a indexação perpétua do prontuário eletrônico. Para viabilizar a acurácia dos modelos de diagnóstico, o sistema impõe uma restrição de preenchimento (</w:t>
+      </w:r>
+      <w:r>
+        <w:rPr>
+          <w:b/>
+          <w:bCs/>
+        </w:rPr>
+        <w:t>NOT NULL</w:t>
+      </w:r>
+      <w:r>
+        <w:t xml:space="preserve">) para os atributos fisiológicos fundamentais: raça, idade, porte e peso, além de exigir a alimentação de um campo de texto longo destinado ao </w:t>
+      </w:r>
+      <w:r>
+        <w:rPr>
+          <w:b/>
+          <w:bCs/>
+        </w:rPr>
+        <w:t>log de histórico clínico pregressa</w:t>
+      </w:r>
+      <w:r>
+        <w:t>.</w:t>
+      </w:r>
+    </w:p>
+    <w:p>
+      <w:pPr>
+        <w:spacing w:before="100" w:beforeAutospacing="1" w:after="100" w:afterAutospacing="1" w:line="240" w:lineRule="auto"/>
+        <w:rPr>
+          <w:rFonts w:ascii="Times New Roman" w:eastAsia="Times New Roman" w:hAnsi="Times New Roman" w:cs="Times New Roman"/>
+          <w:sz w:val="24"/>
+          <w:szCs w:val="24"/>
+          <w:lang w:eastAsia="pt-BR"/>
+        </w:rPr>
+      </w:pPr>
+      <w:r>
+        <w:rPr>
+          <w:rFonts w:ascii="Times New Roman" w:eastAsia="Times New Roman" w:hAnsi="Times New Roman" w:cs="Times New Roman"/>
+          <w:sz w:val="24"/>
+          <w:szCs w:val="24"/>
+          <w:lang w:eastAsia="pt-BR"/>
+        </w:rPr>
+        <w:t>No que concerne à flexibilidade de entrada de dados (</w:t>
+      </w:r>
+      <w:r>
+        <w:rPr>
+          <w:rFonts w:ascii="Times New Roman" w:eastAsia="Times New Roman" w:hAnsi="Times New Roman" w:cs="Times New Roman"/>
+          <w:b/>
+          <w:bCs/>
+          <w:sz w:val="24"/>
+          <w:szCs w:val="24"/>
+          <w:lang w:eastAsia="pt-BR"/>
+        </w:rPr>
+        <w:t>Input Logic</w:t>
+      </w:r>
+      <w:r>
+        <w:rPr>
+          <w:rFonts w:ascii="Times New Roman" w:eastAsia="Times New Roman" w:hAnsi="Times New Roman" w:cs="Times New Roman"/>
+          <w:sz w:val="24"/>
+          <w:szCs w:val="24"/>
+          <w:lang w:eastAsia="pt-BR"/>
+        </w:rPr>
+        <w:t>), o sistema deve suportar exceções para agilizar o atendimento em cenários de emergência ou para animais sem tutor identificado. Nestes casos específicos, a arquitetura permite a validação do registo mesmo com a ausência de metadados sociais, como o nome do animal e as informações de identificação do tutor (Nome e CPF), priorizando o início imediato do atendimento técnico.</w:t>
+      </w:r>
+    </w:p>
+    <w:p>
+      <w:pPr>
+        <w:spacing w:before="100" w:beforeAutospacing="1" w:after="100" w:afterAutospacing="1" w:line="240" w:lineRule="auto"/>
+        <w:rPr>
+          <w:rFonts w:ascii="Times New Roman" w:eastAsia="Times New Roman" w:hAnsi="Times New Roman" w:cs="Times New Roman"/>
+          <w:sz w:val="24"/>
+          <w:szCs w:val="24"/>
+          <w:lang w:eastAsia="pt-BR"/>
+        </w:rPr>
+      </w:pPr>
+      <w:r>
+        <w:rPr>
+          <w:rFonts w:ascii="Times New Roman" w:eastAsia="Times New Roman" w:hAnsi="Times New Roman" w:cs="Times New Roman"/>
+          <w:sz w:val="24"/>
+          <w:szCs w:val="24"/>
+          <w:lang w:eastAsia="pt-BR"/>
+        </w:rPr>
+        <w:t xml:space="preserve">No back-end, o software deve gerir uma entidade de </w:t>
+      </w:r>
+      <w:r>
+        <w:rPr>
+          <w:rFonts w:ascii="Times New Roman" w:eastAsia="Times New Roman" w:hAnsi="Times New Roman" w:cs="Times New Roman"/>
+          <w:b/>
+          <w:bCs/>
+          <w:sz w:val="24"/>
+          <w:szCs w:val="24"/>
+          <w:lang w:eastAsia="pt-BR"/>
+        </w:rPr>
+        <w:t>Profissionais</w:t>
+      </w:r>
+      <w:r>
+        <w:rPr>
+          <w:rFonts w:ascii="Times New Roman" w:eastAsia="Times New Roman" w:hAnsi="Times New Roman" w:cs="Times New Roman"/>
+          <w:sz w:val="24"/>
+          <w:szCs w:val="24"/>
+          <w:lang w:eastAsia="pt-BR"/>
+        </w:rPr>
+        <w:t xml:space="preserve">, cujos registos exigem obrigatoriamente o Nome Completo e o CPF. A governança do sistema é assegurada por uma regra de negócio rígida que impede a criação de qualquer instância de </w:t>
+      </w:r>
+      <w:r>
+        <w:rPr>
+          <w:rFonts w:ascii="Times New Roman" w:eastAsia="Times New Roman" w:hAnsi="Times New Roman" w:cs="Times New Roman"/>
+          <w:b/>
+          <w:bCs/>
+          <w:sz w:val="24"/>
+          <w:szCs w:val="24"/>
+          <w:lang w:eastAsia="pt-BR"/>
+        </w:rPr>
+        <w:t>Atendimento</w:t>
+      </w:r>
+      <w:r>
+        <w:rPr>
+          <w:rFonts w:ascii="Times New Roman" w:eastAsia="Times New Roman" w:hAnsi="Times New Roman" w:cs="Times New Roman"/>
+          <w:sz w:val="24"/>
+          <w:szCs w:val="24"/>
+          <w:lang w:eastAsia="pt-BR"/>
+        </w:rPr>
+        <w:t xml:space="preserve"> sem que haja uma associação relacional direta (</w:t>
+      </w:r>
+      <w:r>
+        <w:rPr>
+          <w:rFonts w:ascii="Times New Roman" w:eastAsia="Times New Roman" w:hAnsi="Times New Roman" w:cs="Times New Roman"/>
+          <w:b/>
+          <w:bCs/>
+          <w:sz w:val="24"/>
+          <w:szCs w:val="24"/>
+          <w:lang w:eastAsia="pt-BR"/>
+        </w:rPr>
+        <w:t>Foreign Key</w:t>
+      </w:r>
+      <w:r>
+        <w:rPr>
+          <w:rFonts w:ascii="Times New Roman" w:eastAsia="Times New Roman" w:hAnsi="Times New Roman" w:cs="Times New Roman"/>
+          <w:sz w:val="24"/>
+          <w:szCs w:val="24"/>
+          <w:lang w:eastAsia="pt-BR"/>
+        </w:rPr>
+        <w:t xml:space="preserve">) entre o ID do Médico Veterinário e o ID do Paciente. Esta configuração assegura o </w:t>
+      </w:r>
+      <w:r>
+        <w:rPr>
+          <w:rFonts w:ascii="Times New Roman" w:eastAsia="Times New Roman" w:hAnsi="Times New Roman" w:cs="Times New Roman"/>
+          <w:i/>
+          <w:iCs/>
+          <w:sz w:val="24"/>
+          <w:szCs w:val="24"/>
+          <w:lang w:eastAsia="pt-BR"/>
+        </w:rPr>
+        <w:t>compliance</w:t>
+      </w:r>
+      <w:r>
+        <w:rPr>
+          <w:rFonts w:ascii="Times New Roman" w:eastAsia="Times New Roman" w:hAnsi="Times New Roman" w:cs="Times New Roman"/>
+          <w:sz w:val="24"/>
+          <w:szCs w:val="24"/>
+          <w:lang w:eastAsia="pt-BR"/>
+        </w:rPr>
+        <w:t xml:space="preserve"> operacional, permitindo a monitorização precisa de responsabilidade técnica e a integridade da segurança da informação em toda a infraestrutura clínica.</w:t>
+      </w:r>
+    </w:p>
+    <w:p>
+      <w:pPr>
+        <w:rPr>
           <w:rFonts w:ascii="Arial" w:hAnsi="Arial" w:cs="Arial"/>
-          <w:sz w:val="24"/>
-          <w:szCs w:val="24"/>
-        </w:rPr>
-        <w:t>Gostaria que adaptasse este texto para um formato de documentação técnica mais voltado para desenvolvedores (como um mapeamento de banco de dados)</w:t>
-      </w:r>
-      <w:r>
-        <w:rPr>
-          <w:rFonts w:ascii="Arial" w:hAnsi="Arial" w:cs="Arial"/>
-          <w:sz w:val="24"/>
-          <w:szCs w:val="24"/>
-        </w:rPr>
-        <w:t>.</w:t>
-      </w:r>
+          <w:b/>
+          <w:sz w:val="30"/>
+          <w:szCs w:val="30"/>
+        </w:rPr>
+      </w:pPr>
+    </w:p>
+    <w:p>
+      <w:pPr>
+        <w:spacing w:before="100" w:beforeAutospacing="1" w:after="100" w:afterAutospacing="1" w:line="240" w:lineRule="auto"/>
+        <w:outlineLvl w:val="0"/>
+        <w:rPr>
+          <w:rFonts w:ascii="Times New Roman" w:eastAsia="Times New Roman" w:hAnsi="Times New Roman" w:cs="Times New Roman"/>
+          <w:b/>
+          <w:bCs/>
+          <w:kern w:val="36"/>
+          <w:sz w:val="48"/>
+          <w:szCs w:val="48"/>
+          <w:lang w:eastAsia="pt-BR"/>
+        </w:rPr>
+      </w:pPr>
+      <w:r>
+        <w:rPr>
+          <w:rFonts w:ascii="Times New Roman" w:eastAsia="Times New Roman" w:hAnsi="Times New Roman" w:cs="Times New Roman"/>
+          <w:b/>
+          <w:bCs/>
+          <w:kern w:val="36"/>
+          <w:sz w:val="48"/>
+          <w:szCs w:val="48"/>
+          <w:lang w:eastAsia="pt-BR"/>
+        </w:rPr>
+        <w:t>Entidades</w:t>
+      </w:r>
+      <w:r>
+        <w:rPr>
+          <w:rFonts w:ascii="Times New Roman" w:eastAsia="Times New Roman" w:hAnsi="Times New Roman" w:cs="Times New Roman"/>
+          <w:b/>
+          <w:bCs/>
+          <w:kern w:val="36"/>
+          <w:sz w:val="48"/>
+          <w:szCs w:val="48"/>
+          <w:lang w:eastAsia="pt-BR"/>
+        </w:rPr>
+        <w:t xml:space="preserve"> e Atributos</w:t>
+      </w:r>
+      <w:r>
+        <w:rPr>
+          <w:rFonts w:ascii="Times New Roman" w:eastAsia="Times New Roman" w:hAnsi="Times New Roman" w:cs="Times New Roman"/>
+          <w:b/>
+          <w:bCs/>
+          <w:kern w:val="36"/>
+          <w:sz w:val="48"/>
+          <w:szCs w:val="48"/>
+          <w:lang w:eastAsia="pt-BR"/>
+        </w:rPr>
+        <w:t xml:space="preserve"> do Sistema</w:t>
+      </w:r>
+    </w:p>
+    <w:p>
+      <w:pPr>
+        <w:spacing w:before="100" w:beforeAutospacing="1" w:after="100" w:afterAutospacing="1" w:line="240" w:lineRule="auto"/>
+        <w:outlineLvl w:val="1"/>
+        <w:rPr>
+          <w:rFonts w:ascii="Times New Roman" w:eastAsia="Times New Roman" w:hAnsi="Times New Roman" w:cs="Times New Roman"/>
+          <w:b/>
+          <w:bCs/>
+          <w:sz w:val="36"/>
+          <w:szCs w:val="36"/>
+          <w:lang w:eastAsia="pt-BR"/>
+        </w:rPr>
+      </w:pPr>
+      <w:r>
+        <w:rPr>
+          <w:rFonts w:ascii="Segoe UI Symbol" w:eastAsia="Times New Roman" w:hAnsi="Segoe UI Symbol" w:cs="Segoe UI Symbol"/>
+          <w:b/>
+          <w:bCs/>
+          <w:sz w:val="36"/>
+          <w:szCs w:val="36"/>
+          <w:lang w:eastAsia="pt-BR"/>
+        </w:rPr>
+        <w:t>🐶</w:t>
+      </w:r>
+      <w:r>
+        <w:rPr>
+          <w:rFonts w:ascii="Times New Roman" w:eastAsia="Times New Roman" w:hAnsi="Times New Roman" w:cs="Times New Roman"/>
+          <w:b/>
+          <w:bCs/>
+          <w:sz w:val="36"/>
+          <w:szCs w:val="36"/>
+          <w:lang w:eastAsia="pt-BR"/>
+        </w:rPr>
+        <w:t xml:space="preserve"> Animal</w:t>
+      </w:r>
+    </w:p>
+    <w:p>
+      <w:pPr>
+        <w:spacing w:before="100" w:beforeAutospacing="1" w:after="100" w:afterAutospacing="1" w:line="240" w:lineRule="auto"/>
+        <w:rPr>
+          <w:rFonts w:ascii="Times New Roman" w:eastAsia="Times New Roman" w:hAnsi="Times New Roman" w:cs="Times New Roman"/>
+          <w:sz w:val="24"/>
+          <w:szCs w:val="24"/>
+          <w:lang w:eastAsia="pt-BR"/>
+        </w:rPr>
+      </w:pPr>
+      <w:r>
+        <w:rPr>
+          <w:rFonts w:ascii="Times New Roman" w:eastAsia="Times New Roman" w:hAnsi="Times New Roman" w:cs="Times New Roman"/>
+          <w:b/>
+          <w:bCs/>
+          <w:sz w:val="24"/>
+          <w:szCs w:val="24"/>
+          <w:lang w:eastAsia="pt-BR"/>
+        </w:rPr>
+        <w:t>Atributos:</w:t>
+      </w:r>
+    </w:p>
+    <w:p>
+      <w:pPr>
+        <w:numPr>
+          <w:ilvl w:val="0"/>
+          <w:numId w:val="12"/>
+        </w:numPr>
+        <w:spacing w:before="100" w:beforeAutospacing="1" w:after="100" w:afterAutospacing="1" w:line="240" w:lineRule="auto"/>
+        <w:rPr>
+          <w:rFonts w:ascii="Times New Roman" w:eastAsia="Times New Roman" w:hAnsi="Times New Roman" w:cs="Times New Roman"/>
+          <w:sz w:val="24"/>
+          <w:szCs w:val="24"/>
+          <w:lang w:eastAsia="pt-BR"/>
+        </w:rPr>
+      </w:pPr>
+      <w:r>
+        <w:rPr>
+          <w:rFonts w:ascii="Times New Roman" w:eastAsia="Times New Roman" w:hAnsi="Times New Roman" w:cs="Times New Roman"/>
+          <w:sz w:val="24"/>
+          <w:szCs w:val="24"/>
+          <w:lang w:eastAsia="pt-BR"/>
+        </w:rPr>
+        <w:t>idAnimal (PK)</w:t>
+      </w:r>
+      <w:r>
+        <w:rPr>
+          <w:rFonts w:ascii="Times New Roman" w:eastAsia="Times New Roman" w:hAnsi="Times New Roman" w:cs="Times New Roman"/>
+          <w:sz w:val="24"/>
+          <w:szCs w:val="24"/>
+          <w:lang w:eastAsia="pt-BR"/>
+        </w:rPr>
+        <w:t xml:space="preserve"> obrigatório </w:t>
+      </w:r>
+    </w:p>
+    <w:p>
+      <w:pPr>
+        <w:numPr>
+          <w:ilvl w:val="0"/>
+          <w:numId w:val="12"/>
+        </w:numPr>
+        <w:spacing w:before="100" w:beforeAutospacing="1" w:after="100" w:afterAutospacing="1" w:line="240" w:lineRule="auto"/>
+        <w:rPr>
+          <w:rFonts w:ascii="Times New Roman" w:eastAsia="Times New Roman" w:hAnsi="Times New Roman" w:cs="Times New Roman"/>
+          <w:sz w:val="24"/>
+          <w:szCs w:val="24"/>
+          <w:lang w:eastAsia="pt-BR"/>
+        </w:rPr>
+      </w:pPr>
+      <w:r>
+        <w:rPr>
+          <w:rFonts w:ascii="Times New Roman" w:eastAsia="Times New Roman" w:hAnsi="Times New Roman" w:cs="Times New Roman"/>
+          <w:sz w:val="24"/>
+          <w:szCs w:val="24"/>
+          <w:lang w:eastAsia="pt-BR"/>
+        </w:rPr>
+        <w:t xml:space="preserve">nome (opcional) </w:t>
+      </w:r>
+    </w:p>
+    <w:p>
+      <w:pPr>
+        <w:numPr>
+          <w:ilvl w:val="0"/>
+          <w:numId w:val="12"/>
+        </w:numPr>
+        <w:spacing w:before="100" w:beforeAutospacing="1" w:after="100" w:afterAutospacing="1" w:line="240" w:lineRule="auto"/>
+        <w:rPr>
+          <w:rFonts w:ascii="Times New Roman" w:eastAsia="Times New Roman" w:hAnsi="Times New Roman" w:cs="Times New Roman"/>
+          <w:sz w:val="24"/>
+          <w:szCs w:val="24"/>
+          <w:lang w:eastAsia="pt-BR"/>
+        </w:rPr>
+      </w:pPr>
+      <w:r>
+        <w:rPr>
+          <w:rFonts w:ascii="Times New Roman" w:eastAsia="Times New Roman" w:hAnsi="Times New Roman" w:cs="Times New Roman"/>
+          <w:sz w:val="24"/>
+          <w:szCs w:val="24"/>
+          <w:lang w:eastAsia="pt-BR"/>
+        </w:rPr>
+        <w:t xml:space="preserve">raça (obrigatório) </w:t>
+      </w:r>
+    </w:p>
+    <w:p>
+      <w:pPr>
+        <w:numPr>
+          <w:ilvl w:val="0"/>
+          <w:numId w:val="12"/>
+        </w:numPr>
+        <w:spacing w:before="100" w:beforeAutospacing="1" w:after="100" w:afterAutospacing="1" w:line="240" w:lineRule="auto"/>
+        <w:rPr>
+          <w:rFonts w:ascii="Times New Roman" w:eastAsia="Times New Roman" w:hAnsi="Times New Roman" w:cs="Times New Roman"/>
+          <w:sz w:val="24"/>
+          <w:szCs w:val="24"/>
+          <w:lang w:eastAsia="pt-BR"/>
+        </w:rPr>
+      </w:pPr>
+      <w:r>
+        <w:rPr>
+          <w:rFonts w:ascii="Times New Roman" w:eastAsia="Times New Roman" w:hAnsi="Times New Roman" w:cs="Times New Roman"/>
+          <w:sz w:val="24"/>
+          <w:szCs w:val="24"/>
+          <w:lang w:eastAsia="pt-BR"/>
+        </w:rPr>
+        <w:t>porte (obrigatório)</w:t>
+      </w:r>
+    </w:p>
+    <w:p>
+      <w:pPr>
+        <w:numPr>
+          <w:ilvl w:val="0"/>
+          <w:numId w:val="12"/>
+        </w:numPr>
+        <w:spacing w:before="100" w:beforeAutospacing="1" w:after="100" w:afterAutospacing="1" w:line="240" w:lineRule="auto"/>
+        <w:rPr>
+          <w:rFonts w:ascii="Times New Roman" w:eastAsia="Times New Roman" w:hAnsi="Times New Roman" w:cs="Times New Roman"/>
+          <w:sz w:val="24"/>
+          <w:szCs w:val="24"/>
+          <w:lang w:eastAsia="pt-BR"/>
+        </w:rPr>
+      </w:pPr>
+      <w:r>
+        <w:rPr>
+          <w:rFonts w:ascii="Times New Roman" w:eastAsia="Times New Roman" w:hAnsi="Times New Roman" w:cs="Times New Roman"/>
+          <w:sz w:val="24"/>
+          <w:szCs w:val="24"/>
+          <w:lang w:eastAsia="pt-BR"/>
+        </w:rPr>
+        <w:t xml:space="preserve">idade (obrigatório) </w:t>
+      </w:r>
+    </w:p>
+    <w:p>
+      <w:pPr>
+        <w:numPr>
+          <w:ilvl w:val="0"/>
+          <w:numId w:val="12"/>
+        </w:numPr>
+        <w:spacing w:before="100" w:beforeAutospacing="1" w:after="100" w:afterAutospacing="1" w:line="240" w:lineRule="auto"/>
+        <w:rPr>
+          <w:rFonts w:ascii="Times New Roman" w:eastAsia="Times New Roman" w:hAnsi="Times New Roman" w:cs="Times New Roman"/>
+          <w:sz w:val="24"/>
+          <w:szCs w:val="24"/>
+          <w:lang w:eastAsia="pt-BR"/>
+        </w:rPr>
+      </w:pPr>
+      <w:r>
+        <w:rPr>
+          <w:rFonts w:ascii="Times New Roman" w:eastAsia="Times New Roman" w:hAnsi="Times New Roman" w:cs="Times New Roman"/>
+          <w:sz w:val="24"/>
+          <w:szCs w:val="24"/>
+          <w:lang w:eastAsia="pt-BR"/>
+        </w:rPr>
+        <w:t xml:space="preserve">peso (obrigatório) </w:t>
+      </w:r>
+    </w:p>
+    <w:p>
+      <w:pPr>
+        <w:numPr>
+          <w:ilvl w:val="0"/>
+          <w:numId w:val="12"/>
+        </w:numPr>
+        <w:spacing w:before="100" w:beforeAutospacing="1" w:after="100" w:afterAutospacing="1" w:line="240" w:lineRule="auto"/>
+        <w:rPr>
+          <w:rFonts w:ascii="Times New Roman" w:eastAsia="Times New Roman" w:hAnsi="Times New Roman" w:cs="Times New Roman"/>
+          <w:sz w:val="24"/>
+          <w:szCs w:val="24"/>
+          <w:lang w:eastAsia="pt-BR"/>
+        </w:rPr>
+      </w:pPr>
+      <w:r>
+        <w:rPr>
+          <w:rFonts w:ascii="Times New Roman" w:eastAsia="Times New Roman" w:hAnsi="Times New Roman" w:cs="Times New Roman"/>
+          <w:sz w:val="24"/>
+          <w:szCs w:val="24"/>
+          <w:lang w:eastAsia="pt-BR"/>
+        </w:rPr>
+        <w:t xml:space="preserve">idDono (FK – opcional) </w:t>
+      </w:r>
+    </w:p>
+    <w:p>
+      <w:pPr>
+        <w:spacing w:after="0" w:line="240" w:lineRule="auto"/>
+        <w:rPr>
+          <w:rFonts w:ascii="Times New Roman" w:eastAsia="Times New Roman" w:hAnsi="Times New Roman" w:cs="Times New Roman"/>
+          <w:sz w:val="24"/>
+          <w:szCs w:val="24"/>
+          <w:lang w:eastAsia="pt-BR"/>
+        </w:rPr>
+      </w:pPr>
+      <w:r>
+        <w:rPr>
+          <w:rFonts w:ascii="Times New Roman" w:eastAsia="Times New Roman" w:hAnsi="Times New Roman" w:cs="Times New Roman"/>
+          <w:sz w:val="24"/>
+          <w:szCs w:val="24"/>
+          <w:lang w:eastAsia="pt-BR"/>
+        </w:rPr>
+        <w:lastRenderedPageBreak/>
+        <w:pict>
+          <v:rect id="_x0000_i1025" style="width:0;height:1.5pt" o:hralign="center" o:hrstd="t" o:hr="t" fillcolor="#a0a0a0" stroked="f"/>
+        </w:pict>
+      </w:r>
+    </w:p>
+    <w:p>
+      <w:pPr>
+        <w:spacing w:before="100" w:beforeAutospacing="1" w:after="100" w:afterAutospacing="1" w:line="240" w:lineRule="auto"/>
+        <w:outlineLvl w:val="1"/>
+        <w:rPr>
+          <w:rFonts w:ascii="Times New Roman" w:eastAsia="Times New Roman" w:hAnsi="Times New Roman" w:cs="Times New Roman"/>
+          <w:b/>
+          <w:bCs/>
+          <w:sz w:val="36"/>
+          <w:szCs w:val="36"/>
+          <w:lang w:eastAsia="pt-BR"/>
+        </w:rPr>
+      </w:pPr>
+      <w:r>
+        <w:rPr>
+          <w:rFonts w:ascii="Segoe UI Symbol" w:eastAsia="Times New Roman" w:hAnsi="Segoe UI Symbol" w:cs="Segoe UI Symbol"/>
+          <w:b/>
+          <w:bCs/>
+          <w:sz w:val="36"/>
+          <w:szCs w:val="36"/>
+          <w:lang w:eastAsia="pt-BR"/>
+        </w:rPr>
+        <w:t>👤</w:t>
+      </w:r>
+      <w:r>
+        <w:rPr>
+          <w:rFonts w:ascii="Times New Roman" w:eastAsia="Times New Roman" w:hAnsi="Times New Roman" w:cs="Times New Roman"/>
+          <w:b/>
+          <w:bCs/>
+          <w:sz w:val="36"/>
+          <w:szCs w:val="36"/>
+          <w:lang w:eastAsia="pt-BR"/>
+        </w:rPr>
+        <w:t xml:space="preserve"> Dono (Tutor)</w:t>
+      </w:r>
+    </w:p>
+    <w:p>
+      <w:pPr>
+        <w:spacing w:before="100" w:beforeAutospacing="1" w:after="100" w:afterAutospacing="1" w:line="240" w:lineRule="auto"/>
+        <w:rPr>
+          <w:rFonts w:ascii="Times New Roman" w:eastAsia="Times New Roman" w:hAnsi="Times New Roman" w:cs="Times New Roman"/>
+          <w:sz w:val="24"/>
+          <w:szCs w:val="24"/>
+          <w:lang w:eastAsia="pt-BR"/>
+        </w:rPr>
+      </w:pPr>
+      <w:r>
+        <w:rPr>
+          <w:rFonts w:ascii="Times New Roman" w:eastAsia="Times New Roman" w:hAnsi="Times New Roman" w:cs="Times New Roman"/>
+          <w:b/>
+          <w:bCs/>
+          <w:sz w:val="24"/>
+          <w:szCs w:val="24"/>
+          <w:lang w:eastAsia="pt-BR"/>
+        </w:rPr>
+        <w:t>Atributos:</w:t>
+      </w:r>
+    </w:p>
+    <w:p>
+      <w:pPr>
+        <w:numPr>
+          <w:ilvl w:val="0"/>
+          <w:numId w:val="13"/>
+        </w:numPr>
+        <w:spacing w:before="100" w:beforeAutospacing="1" w:after="100" w:afterAutospacing="1" w:line="240" w:lineRule="auto"/>
+        <w:rPr>
+          <w:rFonts w:ascii="Times New Roman" w:eastAsia="Times New Roman" w:hAnsi="Times New Roman" w:cs="Times New Roman"/>
+          <w:sz w:val="24"/>
+          <w:szCs w:val="24"/>
+          <w:lang w:eastAsia="pt-BR"/>
+        </w:rPr>
+      </w:pPr>
+      <w:r>
+        <w:rPr>
+          <w:rFonts w:ascii="Times New Roman" w:eastAsia="Times New Roman" w:hAnsi="Times New Roman" w:cs="Times New Roman"/>
+          <w:sz w:val="24"/>
+          <w:szCs w:val="24"/>
+          <w:lang w:eastAsia="pt-BR"/>
+        </w:rPr>
+        <w:t xml:space="preserve">idDono (PK) </w:t>
+      </w:r>
+    </w:p>
+    <w:p>
+      <w:pPr>
+        <w:numPr>
+          <w:ilvl w:val="0"/>
+          <w:numId w:val="13"/>
+        </w:numPr>
+        <w:spacing w:before="100" w:beforeAutospacing="1" w:after="100" w:afterAutospacing="1" w:line="240" w:lineRule="auto"/>
+        <w:rPr>
+          <w:rFonts w:ascii="Times New Roman" w:eastAsia="Times New Roman" w:hAnsi="Times New Roman" w:cs="Times New Roman"/>
+          <w:sz w:val="24"/>
+          <w:szCs w:val="24"/>
+          <w:lang w:eastAsia="pt-BR"/>
+        </w:rPr>
+      </w:pPr>
+      <w:r>
+        <w:rPr>
+          <w:rFonts w:ascii="Times New Roman" w:eastAsia="Times New Roman" w:hAnsi="Times New Roman" w:cs="Times New Roman"/>
+          <w:sz w:val="24"/>
+          <w:szCs w:val="24"/>
+          <w:lang w:eastAsia="pt-BR"/>
+        </w:rPr>
+        <w:t xml:space="preserve">nome (opcional) </w:t>
+      </w:r>
+    </w:p>
+    <w:p>
+      <w:pPr>
+        <w:numPr>
+          <w:ilvl w:val="0"/>
+          <w:numId w:val="13"/>
+        </w:numPr>
+        <w:spacing w:before="100" w:beforeAutospacing="1" w:after="100" w:afterAutospacing="1" w:line="240" w:lineRule="auto"/>
+        <w:rPr>
+          <w:rFonts w:ascii="Times New Roman" w:eastAsia="Times New Roman" w:hAnsi="Times New Roman" w:cs="Times New Roman"/>
+          <w:sz w:val="24"/>
+          <w:szCs w:val="24"/>
+          <w:lang w:eastAsia="pt-BR"/>
+        </w:rPr>
+      </w:pPr>
+      <w:r>
+        <w:rPr>
+          <w:rFonts w:ascii="Times New Roman" w:eastAsia="Times New Roman" w:hAnsi="Times New Roman" w:cs="Times New Roman"/>
+          <w:sz w:val="24"/>
+          <w:szCs w:val="24"/>
+          <w:lang w:eastAsia="pt-BR"/>
+        </w:rPr>
+        <w:t xml:space="preserve">cpf (opcional) </w:t>
+      </w:r>
+    </w:p>
+    <w:p>
+      <w:pPr>
+        <w:numPr>
+          <w:ilvl w:val="0"/>
+          <w:numId w:val="13"/>
+        </w:numPr>
+        <w:spacing w:before="100" w:beforeAutospacing="1" w:after="100" w:afterAutospacing="1" w:line="240" w:lineRule="auto"/>
+        <w:rPr>
+          <w:rFonts w:ascii="Times New Roman" w:eastAsia="Times New Roman" w:hAnsi="Times New Roman" w:cs="Times New Roman"/>
+          <w:sz w:val="24"/>
+          <w:szCs w:val="24"/>
+          <w:lang w:eastAsia="pt-BR"/>
+        </w:rPr>
+      </w:pPr>
+      <w:r>
+        <w:rPr>
+          <w:rFonts w:ascii="Times New Roman" w:eastAsia="Times New Roman" w:hAnsi="Times New Roman" w:cs="Times New Roman"/>
+          <w:sz w:val="24"/>
+          <w:szCs w:val="24"/>
+          <w:lang w:eastAsia="pt-BR"/>
+        </w:rPr>
+        <w:t xml:space="preserve">telefone (opcional) </w:t>
+      </w:r>
+    </w:p>
+    <w:p>
+      <w:pPr>
+        <w:numPr>
+          <w:ilvl w:val="0"/>
+          <w:numId w:val="13"/>
+        </w:numPr>
+        <w:spacing w:before="100" w:beforeAutospacing="1" w:after="100" w:afterAutospacing="1" w:line="240" w:lineRule="auto"/>
+        <w:rPr>
+          <w:rFonts w:ascii="Times New Roman" w:eastAsia="Times New Roman" w:hAnsi="Times New Roman" w:cs="Times New Roman"/>
+          <w:sz w:val="24"/>
+          <w:szCs w:val="24"/>
+          <w:lang w:eastAsia="pt-BR"/>
+        </w:rPr>
+      </w:pPr>
+      <w:r>
+        <w:rPr>
+          <w:rFonts w:ascii="Times New Roman" w:eastAsia="Times New Roman" w:hAnsi="Times New Roman" w:cs="Times New Roman"/>
+          <w:sz w:val="24"/>
+          <w:szCs w:val="24"/>
+          <w:lang w:eastAsia="pt-BR"/>
+        </w:rPr>
+        <w:t xml:space="preserve">endereço (opcional) </w:t>
+      </w:r>
+    </w:p>
+    <w:p>
+      <w:pPr>
+        <w:spacing w:after="0" w:line="240" w:lineRule="auto"/>
+        <w:rPr>
+          <w:rFonts w:ascii="Times New Roman" w:eastAsia="Times New Roman" w:hAnsi="Times New Roman" w:cs="Times New Roman"/>
+          <w:sz w:val="24"/>
+          <w:szCs w:val="24"/>
+          <w:lang w:eastAsia="pt-BR"/>
+        </w:rPr>
+      </w:pPr>
+      <w:r>
+        <w:rPr>
+          <w:rFonts w:ascii="Times New Roman" w:eastAsia="Times New Roman" w:hAnsi="Times New Roman" w:cs="Times New Roman"/>
+          <w:sz w:val="24"/>
+          <w:szCs w:val="24"/>
+          <w:lang w:eastAsia="pt-BR"/>
+        </w:rPr>
+        <w:pict>
+          <v:rect id="_x0000_i1026" style="width:0;height:1.5pt" o:hralign="center" o:hrstd="t" o:hr="t" fillcolor="#a0a0a0" stroked="f"/>
+        </w:pict>
+      </w:r>
+    </w:p>
+    <w:p>
+      <w:pPr>
+        <w:spacing w:before="100" w:beforeAutospacing="1" w:after="100" w:afterAutospacing="1" w:line="240" w:lineRule="auto"/>
+        <w:outlineLvl w:val="1"/>
+        <w:rPr>
+          <w:rFonts w:ascii="Times New Roman" w:eastAsia="Times New Roman" w:hAnsi="Times New Roman" w:cs="Times New Roman"/>
+          <w:b/>
+          <w:bCs/>
+          <w:sz w:val="36"/>
+          <w:szCs w:val="36"/>
+          <w:lang w:eastAsia="pt-BR"/>
+        </w:rPr>
+      </w:pPr>
+      <w:r>
+        <w:rPr>
+          <w:rFonts w:ascii="Segoe UI Symbol" w:eastAsia="Times New Roman" w:hAnsi="Segoe UI Symbol" w:cs="Segoe UI Symbol"/>
+          <w:b/>
+          <w:bCs/>
+          <w:sz w:val="36"/>
+          <w:szCs w:val="36"/>
+          <w:lang w:eastAsia="pt-BR"/>
+        </w:rPr>
+        <w:t>👨</w:t>
+      </w:r>
+      <w:r>
+        <w:rPr>
+          <w:rFonts w:ascii="Times New Roman" w:eastAsia="Times New Roman" w:hAnsi="Times New Roman" w:cs="Times New Roman"/>
+          <w:b/>
+          <w:bCs/>
+          <w:sz w:val="36"/>
+          <w:szCs w:val="36"/>
+          <w:lang w:eastAsia="pt-BR"/>
+        </w:rPr>
+        <w:t>‍</w:t>
+      </w:r>
+      <w:r>
+        <w:rPr>
+          <w:rFonts w:ascii="Segoe UI Symbol" w:eastAsia="Times New Roman" w:hAnsi="Segoe UI Symbol" w:cs="Segoe UI Symbol"/>
+          <w:b/>
+          <w:bCs/>
+          <w:sz w:val="36"/>
+          <w:szCs w:val="36"/>
+          <w:lang w:eastAsia="pt-BR"/>
+        </w:rPr>
+        <w:t>⚕️</w:t>
+      </w:r>
+      <w:r>
+        <w:rPr>
+          <w:rFonts w:ascii="Times New Roman" w:eastAsia="Times New Roman" w:hAnsi="Times New Roman" w:cs="Times New Roman"/>
+          <w:b/>
+          <w:bCs/>
+          <w:sz w:val="36"/>
+          <w:szCs w:val="36"/>
+          <w:lang w:eastAsia="pt-BR"/>
+        </w:rPr>
+        <w:t xml:space="preserve"> Veterinário</w:t>
+      </w:r>
+    </w:p>
+    <w:p>
+      <w:pPr>
+        <w:spacing w:before="100" w:beforeAutospacing="1" w:after="100" w:afterAutospacing="1" w:line="240" w:lineRule="auto"/>
+        <w:rPr>
+          <w:rFonts w:ascii="Times New Roman" w:eastAsia="Times New Roman" w:hAnsi="Times New Roman" w:cs="Times New Roman"/>
+          <w:sz w:val="24"/>
+          <w:szCs w:val="24"/>
+          <w:lang w:eastAsia="pt-BR"/>
+        </w:rPr>
+      </w:pPr>
+      <w:r>
+        <w:rPr>
+          <w:rFonts w:ascii="Times New Roman" w:eastAsia="Times New Roman" w:hAnsi="Times New Roman" w:cs="Times New Roman"/>
+          <w:b/>
+          <w:bCs/>
+          <w:sz w:val="24"/>
+          <w:szCs w:val="24"/>
+          <w:lang w:eastAsia="pt-BR"/>
+        </w:rPr>
+        <w:t>Atributos:</w:t>
+      </w:r>
+    </w:p>
+    <w:p>
+      <w:pPr>
+        <w:numPr>
+          <w:ilvl w:val="0"/>
+          <w:numId w:val="14"/>
+        </w:numPr>
+        <w:spacing w:before="100" w:beforeAutospacing="1" w:after="100" w:afterAutospacing="1" w:line="240" w:lineRule="auto"/>
+        <w:rPr>
+          <w:rFonts w:ascii="Times New Roman" w:eastAsia="Times New Roman" w:hAnsi="Times New Roman" w:cs="Times New Roman"/>
+          <w:sz w:val="24"/>
+          <w:szCs w:val="24"/>
+          <w:lang w:eastAsia="pt-BR"/>
+        </w:rPr>
+      </w:pPr>
+      <w:r>
+        <w:rPr>
+          <w:rFonts w:ascii="Times New Roman" w:eastAsia="Times New Roman" w:hAnsi="Times New Roman" w:cs="Times New Roman"/>
+          <w:sz w:val="24"/>
+          <w:szCs w:val="24"/>
+          <w:lang w:eastAsia="pt-BR"/>
+        </w:rPr>
+        <w:t xml:space="preserve">idVeterinario (PK) </w:t>
+      </w:r>
+    </w:p>
+    <w:p>
+      <w:pPr>
+        <w:numPr>
+          <w:ilvl w:val="0"/>
+          <w:numId w:val="14"/>
+        </w:numPr>
+        <w:spacing w:before="100" w:beforeAutospacing="1" w:after="100" w:afterAutospacing="1" w:line="240" w:lineRule="auto"/>
+        <w:rPr>
+          <w:rFonts w:ascii="Times New Roman" w:eastAsia="Times New Roman" w:hAnsi="Times New Roman" w:cs="Times New Roman"/>
+          <w:sz w:val="24"/>
+          <w:szCs w:val="24"/>
+          <w:lang w:eastAsia="pt-BR"/>
+        </w:rPr>
+      </w:pPr>
+      <w:r>
+        <w:rPr>
+          <w:rFonts w:ascii="Times New Roman" w:eastAsia="Times New Roman" w:hAnsi="Times New Roman" w:cs="Times New Roman"/>
+          <w:sz w:val="24"/>
+          <w:szCs w:val="24"/>
+          <w:lang w:eastAsia="pt-BR"/>
+        </w:rPr>
+        <w:t xml:space="preserve">nomeCompleto (obrigatório) </w:t>
+      </w:r>
+    </w:p>
+    <w:p>
+      <w:pPr>
+        <w:numPr>
+          <w:ilvl w:val="0"/>
+          <w:numId w:val="14"/>
+        </w:numPr>
+        <w:spacing w:before="100" w:beforeAutospacing="1" w:after="100" w:afterAutospacing="1" w:line="240" w:lineRule="auto"/>
+        <w:rPr>
+          <w:rFonts w:ascii="Times New Roman" w:eastAsia="Times New Roman" w:hAnsi="Times New Roman" w:cs="Times New Roman"/>
+          <w:sz w:val="24"/>
+          <w:szCs w:val="24"/>
+          <w:lang w:eastAsia="pt-BR"/>
+        </w:rPr>
+      </w:pPr>
+      <w:r>
+        <w:rPr>
+          <w:rFonts w:ascii="Times New Roman" w:eastAsia="Times New Roman" w:hAnsi="Times New Roman" w:cs="Times New Roman"/>
+          <w:sz w:val="24"/>
+          <w:szCs w:val="24"/>
+          <w:lang w:eastAsia="pt-BR"/>
+        </w:rPr>
+        <w:t xml:space="preserve">cpf (obrigatório) </w:t>
+      </w:r>
+    </w:p>
+    <w:p>
+      <w:pPr>
+        <w:numPr>
+          <w:ilvl w:val="0"/>
+          <w:numId w:val="14"/>
+        </w:numPr>
+        <w:spacing w:before="100" w:beforeAutospacing="1" w:after="100" w:afterAutospacing="1" w:line="240" w:lineRule="auto"/>
+        <w:rPr>
+          <w:rFonts w:ascii="Times New Roman" w:eastAsia="Times New Roman" w:hAnsi="Times New Roman" w:cs="Times New Roman"/>
+          <w:sz w:val="24"/>
+          <w:szCs w:val="24"/>
+          <w:lang w:eastAsia="pt-BR"/>
+        </w:rPr>
+      </w:pPr>
       <w:bookmarkStart w:id="0" w:name="_GoBack"/>
       <w:bookmarkEnd w:id="0"/>
-    </w:p>
-    <w:p>
-      <w:pPr>
-        <w:rPr>
-          <w:rFonts w:ascii="Arial" w:hAnsi="Arial" w:cs="Arial"/>
-          <w:sz w:val="24"/>
-          <w:szCs w:val="24"/>
-        </w:rPr>
-      </w:pPr>
-    </w:p>
-    <w:p>
-      <w:pPr>
-        <w:pStyle w:val="NormalWeb"/>
-        <w:rPr>
-          <w:rFonts w:ascii="Arial" w:hAnsi="Arial" w:cs="Arial"/>
-        </w:rPr>
-      </w:pPr>
-      <w:r>
-        <w:rPr>
-          <w:rFonts w:ascii="Arial" w:hAnsi="Arial" w:cs="Arial"/>
-          <w:b/>
-        </w:rPr>
-        <w:t xml:space="preserve"> </w:t>
-      </w:r>
-      <w:r>
+      <w:r>
+        <w:rPr>
+          <w:rFonts w:ascii="Times New Roman" w:eastAsia="Times New Roman" w:hAnsi="Times New Roman" w:cs="Times New Roman"/>
+          <w:sz w:val="24"/>
+          <w:szCs w:val="24"/>
+          <w:lang w:eastAsia="pt-BR"/>
+        </w:rPr>
+        <w:t xml:space="preserve">telefone (opcional) </w:t>
+      </w:r>
+    </w:p>
+    <w:p>
+      <w:pPr>
+        <w:spacing w:after="0" w:line="240" w:lineRule="auto"/>
+        <w:rPr>
+          <w:rFonts w:ascii="Times New Roman" w:eastAsia="Times New Roman" w:hAnsi="Times New Roman" w:cs="Times New Roman"/>
+          <w:sz w:val="24"/>
+          <w:szCs w:val="24"/>
+          <w:lang w:eastAsia="pt-BR"/>
+        </w:rPr>
+      </w:pPr>
+      <w:r>
+        <w:rPr>
+          <w:rFonts w:ascii="Times New Roman" w:eastAsia="Times New Roman" w:hAnsi="Times New Roman" w:cs="Times New Roman"/>
+          <w:sz w:val="24"/>
+          <w:szCs w:val="24"/>
+          <w:lang w:eastAsia="pt-BR"/>
+        </w:rPr>
+        <w:pict>
+          <v:rect id="_x0000_i1027" style="width:0;height:1.5pt" o:hralign="center" o:hrstd="t" o:hr="t" fillcolor="#a0a0a0" stroked="f"/>
+        </w:pict>
+      </w:r>
+    </w:p>
+    <w:p>
+      <w:pPr>
+        <w:spacing w:before="100" w:beforeAutospacing="1" w:after="100" w:afterAutospacing="1" w:line="240" w:lineRule="auto"/>
+        <w:outlineLvl w:val="1"/>
+        <w:rPr>
+          <w:rFonts w:ascii="Times New Roman" w:eastAsia="Times New Roman" w:hAnsi="Times New Roman" w:cs="Times New Roman"/>
+          <w:b/>
+          <w:bCs/>
+          <w:sz w:val="36"/>
+          <w:szCs w:val="36"/>
+          <w:lang w:eastAsia="pt-BR"/>
+        </w:rPr>
+      </w:pPr>
+      <w:r>
+        <w:rPr>
+          <w:rFonts w:ascii="Segoe UI Symbol" w:eastAsia="Times New Roman" w:hAnsi="Segoe UI Symbol" w:cs="Segoe UI Symbol"/>
+          <w:b/>
+          <w:bCs/>
+          <w:sz w:val="36"/>
+          <w:szCs w:val="36"/>
+          <w:lang w:eastAsia="pt-BR"/>
+        </w:rPr>
+        <w:t>📋</w:t>
+      </w:r>
+      <w:r>
+        <w:rPr>
+          <w:rFonts w:ascii="Times New Roman" w:eastAsia="Times New Roman" w:hAnsi="Times New Roman" w:cs="Times New Roman"/>
+          <w:b/>
+          <w:bCs/>
+          <w:sz w:val="36"/>
+          <w:szCs w:val="36"/>
+          <w:lang w:eastAsia="pt-BR"/>
+        </w:rPr>
+        <w:t xml:space="preserve"> Prontuário / Histórico</w:t>
+      </w:r>
+    </w:p>
+    <w:p>
+      <w:pPr>
+        <w:spacing w:before="100" w:beforeAutospacing="1" w:after="100" w:afterAutospacing="1" w:line="240" w:lineRule="auto"/>
+        <w:rPr>
+          <w:rFonts w:ascii="Times New Roman" w:eastAsia="Times New Roman" w:hAnsi="Times New Roman" w:cs="Times New Roman"/>
+          <w:sz w:val="24"/>
+          <w:szCs w:val="24"/>
+          <w:lang w:eastAsia="pt-BR"/>
+        </w:rPr>
+      </w:pPr>
+      <w:r>
+        <w:rPr>
+          <w:rFonts w:ascii="Times New Roman" w:eastAsia="Times New Roman" w:hAnsi="Times New Roman" w:cs="Times New Roman"/>
+          <w:b/>
+          <w:bCs/>
+          <w:sz w:val="24"/>
+          <w:szCs w:val="24"/>
+          <w:lang w:eastAsia="pt-BR"/>
+        </w:rPr>
+        <w:t>Atributos:</w:t>
+      </w:r>
+    </w:p>
+    <w:p>
+      <w:pPr>
+        <w:numPr>
+          <w:ilvl w:val="0"/>
+          <w:numId w:val="15"/>
+        </w:numPr>
+        <w:spacing w:before="100" w:beforeAutospacing="1" w:after="100" w:afterAutospacing="1" w:line="240" w:lineRule="auto"/>
+        <w:rPr>
+          <w:rFonts w:ascii="Times New Roman" w:eastAsia="Times New Roman" w:hAnsi="Times New Roman" w:cs="Times New Roman"/>
+          <w:sz w:val="24"/>
+          <w:szCs w:val="24"/>
+          <w:lang w:eastAsia="pt-BR"/>
+        </w:rPr>
+      </w:pPr>
+      <w:r>
+        <w:rPr>
+          <w:rFonts w:ascii="Times New Roman" w:eastAsia="Times New Roman" w:hAnsi="Times New Roman" w:cs="Times New Roman"/>
+          <w:sz w:val="24"/>
+          <w:szCs w:val="24"/>
+          <w:lang w:eastAsia="pt-BR"/>
+        </w:rPr>
+        <w:t xml:space="preserve">idProntuario (PK) </w:t>
+      </w:r>
+    </w:p>
+    <w:p>
+      <w:pPr>
+        <w:numPr>
+          <w:ilvl w:val="0"/>
+          <w:numId w:val="15"/>
+        </w:numPr>
+        <w:spacing w:before="100" w:beforeAutospacing="1" w:after="100" w:afterAutospacing="1" w:line="240" w:lineRule="auto"/>
+        <w:rPr>
+          <w:rFonts w:ascii="Times New Roman" w:eastAsia="Times New Roman" w:hAnsi="Times New Roman" w:cs="Times New Roman"/>
+          <w:sz w:val="24"/>
+          <w:szCs w:val="24"/>
+          <w:lang w:eastAsia="pt-BR"/>
+        </w:rPr>
+      </w:pPr>
+      <w:r>
+        <w:rPr>
+          <w:rFonts w:ascii="Times New Roman" w:eastAsia="Times New Roman" w:hAnsi="Times New Roman" w:cs="Times New Roman"/>
+          <w:sz w:val="24"/>
+          <w:szCs w:val="24"/>
+          <w:lang w:eastAsia="pt-BR"/>
+        </w:rPr>
+        <w:t xml:space="preserve">idAnimal (FK)  obrigatório </w:t>
+      </w:r>
+    </w:p>
+    <w:p>
+      <w:pPr>
+        <w:numPr>
+          <w:ilvl w:val="0"/>
+          <w:numId w:val="15"/>
+        </w:numPr>
+        <w:spacing w:before="100" w:beforeAutospacing="1" w:after="100" w:afterAutospacing="1" w:line="240" w:lineRule="auto"/>
+        <w:rPr>
+          <w:rFonts w:ascii="Times New Roman" w:eastAsia="Times New Roman" w:hAnsi="Times New Roman" w:cs="Times New Roman"/>
+          <w:sz w:val="24"/>
+          <w:szCs w:val="24"/>
+          <w:lang w:eastAsia="pt-BR"/>
+        </w:rPr>
+      </w:pPr>
+      <w:r>
+        <w:rPr>
+          <w:rFonts w:ascii="Times New Roman" w:eastAsia="Times New Roman" w:hAnsi="Times New Roman" w:cs="Times New Roman"/>
+          <w:sz w:val="24"/>
+          <w:szCs w:val="24"/>
+          <w:lang w:eastAsia="pt-BR"/>
+        </w:rPr>
+        <w:t xml:space="preserve">idVeterinario (FK)  obrigatório </w:t>
+      </w:r>
+    </w:p>
+    <w:p>
+      <w:pPr>
+        <w:numPr>
+          <w:ilvl w:val="0"/>
+          <w:numId w:val="15"/>
+        </w:numPr>
+        <w:spacing w:before="100" w:beforeAutospacing="1" w:after="100" w:afterAutospacing="1" w:line="240" w:lineRule="auto"/>
+        <w:rPr>
+          <w:rFonts w:ascii="Times New Roman" w:eastAsia="Times New Roman" w:hAnsi="Times New Roman" w:cs="Times New Roman"/>
+          <w:sz w:val="24"/>
+          <w:szCs w:val="24"/>
+          <w:lang w:eastAsia="pt-BR"/>
+        </w:rPr>
+      </w:pPr>
+      <w:r>
+        <w:rPr>
+          <w:rFonts w:ascii="Times New Roman" w:eastAsia="Times New Roman" w:hAnsi="Times New Roman" w:cs="Times New Roman"/>
+          <w:sz w:val="24"/>
+          <w:szCs w:val="24"/>
+          <w:lang w:eastAsia="pt-BR"/>
+        </w:rPr>
+        <w:t xml:space="preserve">dataAtendimento (obrigatório) </w:t>
+      </w:r>
+    </w:p>
+    <w:p>
+      <w:pPr>
+        <w:numPr>
+          <w:ilvl w:val="0"/>
+          <w:numId w:val="15"/>
+        </w:numPr>
+        <w:spacing w:before="100" w:beforeAutospacing="1" w:after="100" w:afterAutospacing="1" w:line="240" w:lineRule="auto"/>
+        <w:rPr>
+          <w:rFonts w:ascii="Times New Roman" w:eastAsia="Times New Roman" w:hAnsi="Times New Roman" w:cs="Times New Roman"/>
+          <w:sz w:val="24"/>
+          <w:szCs w:val="24"/>
+          <w:lang w:eastAsia="pt-BR"/>
+        </w:rPr>
+      </w:pPr>
+      <w:r>
+        <w:rPr>
+          <w:rFonts w:ascii="Times New Roman" w:eastAsia="Times New Roman" w:hAnsi="Times New Roman" w:cs="Times New Roman"/>
+          <w:sz w:val="24"/>
+          <w:szCs w:val="24"/>
+          <w:lang w:eastAsia="pt-BR"/>
+        </w:rPr>
+        <w:t xml:space="preserve">descrição (obrigatório) → sintomas, diagnóstico, procedimentos </w:t>
+      </w:r>
+    </w:p>
+    <w:p>
+      <w:pPr>
+        <w:numPr>
+          <w:ilvl w:val="0"/>
+          <w:numId w:val="15"/>
+        </w:numPr>
+        <w:spacing w:before="100" w:beforeAutospacing="1" w:after="100" w:afterAutospacing="1" w:line="240" w:lineRule="auto"/>
+        <w:rPr>
+          <w:rFonts w:ascii="Times New Roman" w:eastAsia="Times New Roman" w:hAnsi="Times New Roman" w:cs="Times New Roman"/>
+          <w:sz w:val="24"/>
+          <w:szCs w:val="24"/>
+          <w:lang w:eastAsia="pt-BR"/>
+        </w:rPr>
+      </w:pPr>
+      <w:r>
+        <w:rPr>
+          <w:rFonts w:ascii="Times New Roman" w:eastAsia="Times New Roman" w:hAnsi="Times New Roman" w:cs="Times New Roman"/>
+          <w:sz w:val="24"/>
+          <w:szCs w:val="24"/>
+          <w:lang w:eastAsia="pt-BR"/>
+        </w:rPr>
+        <w:t xml:space="preserve">tratamento (opcional) </w:t>
+      </w:r>
+    </w:p>
+    <w:p>
+      <w:pPr>
+        <w:numPr>
+          <w:ilvl w:val="0"/>
+          <w:numId w:val="15"/>
+        </w:numPr>
+        <w:spacing w:before="100" w:beforeAutospacing="1" w:after="100" w:afterAutospacing="1" w:line="240" w:lineRule="auto"/>
+        <w:rPr>
+          <w:rFonts w:ascii="Times New Roman" w:eastAsia="Times New Roman" w:hAnsi="Times New Roman" w:cs="Times New Roman"/>
+          <w:sz w:val="24"/>
+          <w:szCs w:val="24"/>
+          <w:lang w:eastAsia="pt-BR"/>
+        </w:rPr>
+      </w:pPr>
+      <w:r>
+        <w:rPr>
+          <w:rFonts w:ascii="Times New Roman" w:eastAsia="Times New Roman" w:hAnsi="Times New Roman" w:cs="Times New Roman"/>
+          <w:sz w:val="24"/>
+          <w:szCs w:val="24"/>
+          <w:lang w:eastAsia="pt-BR"/>
+        </w:rPr>
+        <w:t xml:space="preserve">observações (opcional) </w:t>
+      </w:r>
+    </w:p>
+    <w:p>
+      <w:pPr>
         <w:rPr>
           <w:rFonts w:ascii="Arial" w:hAnsi="Arial" w:cs="Arial"/>
           <w:b/>
           <w:sz w:val="30"/>
           <w:szCs w:val="30"/>
         </w:rPr>
-        <w:t xml:space="preserve">Resposta: </w:t>
-      </w:r>
-      <w:r>
-        <w:rPr>
-          <w:rFonts w:ascii="Arial" w:hAnsi="Arial" w:cs="Arial"/>
-        </w:rPr>
-        <w:t xml:space="preserve">O sistema centralizado de gestão clínica deve ser estruturado em torno da integridade referencial e da rastreabilidade total dos eventos médicos. O workflow operacional inicia-se obrigatoriamente no módulo de </w:t>
-      </w:r>
-      <w:r>
-        <w:rPr>
-          <w:rFonts w:ascii="Arial" w:hAnsi="Arial" w:cs="Arial"/>
-          <w:b/>
-          <w:bCs/>
-        </w:rPr>
-        <w:t>Cadastro de Pacientes</w:t>
-      </w:r>
-      <w:r>
-        <w:rPr>
-          <w:rFonts w:ascii="Arial" w:hAnsi="Arial" w:cs="Arial"/>
-        </w:rPr>
-        <w:t xml:space="preserve">, onde a persistência de qualquer registo é condicionada à geração de uma </w:t>
-      </w:r>
-      <w:r>
-        <w:rPr>
-          <w:rFonts w:ascii="Arial" w:hAnsi="Arial" w:cs="Arial"/>
-          <w:b/>
-          <w:bCs/>
-        </w:rPr>
-        <w:t>Primary Key (ID)</w:t>
-      </w:r>
-      <w:r>
-        <w:rPr>
-          <w:rFonts w:ascii="Arial" w:hAnsi="Arial" w:cs="Arial"/>
-        </w:rPr>
-        <w:t xml:space="preserve"> única e automática, garantindo a indexação perpétua do prontuário eletr</w:t>
-      </w:r>
-      <w:r>
-        <w:rPr>
-          <w:rFonts w:ascii="Arial" w:hAnsi="Arial" w:cs="Arial"/>
-        </w:rPr>
-        <w:t>ô</w:t>
-      </w:r>
-      <w:r>
-        <w:rPr>
-          <w:rFonts w:ascii="Arial" w:hAnsi="Arial" w:cs="Arial"/>
-        </w:rPr>
-        <w:t>nico. Para viabilizar a acurácia dos modelos de diagnóstico, o sistema impõe uma restrição de preenchimento (</w:t>
-      </w:r>
-      <w:r>
-        <w:rPr>
-          <w:rFonts w:ascii="Arial" w:hAnsi="Arial" w:cs="Arial"/>
-          <w:b/>
-          <w:bCs/>
-        </w:rPr>
-        <w:t>NOT NULL</w:t>
-      </w:r>
-      <w:r>
-        <w:rPr>
-          <w:rFonts w:ascii="Arial" w:hAnsi="Arial" w:cs="Arial"/>
-        </w:rPr>
-        <w:t xml:space="preserve">) para os atributos fisiológicos fundamentais: raça, idade, porte e peso, além de exigir a alimentação de um campo de texto longo destinado ao </w:t>
-      </w:r>
-      <w:r>
-        <w:rPr>
-          <w:rFonts w:ascii="Arial" w:hAnsi="Arial" w:cs="Arial"/>
-          <w:b/>
-          <w:bCs/>
-        </w:rPr>
-        <w:t>log de histórico clínico pregressa</w:t>
-      </w:r>
-      <w:r>
-        <w:rPr>
-          <w:rFonts w:ascii="Arial" w:hAnsi="Arial" w:cs="Arial"/>
-        </w:rPr>
-        <w:t>.</w:t>
-      </w:r>
-    </w:p>
-    <w:p>
-      <w:pPr>
-        <w:spacing w:before="100" w:beforeAutospacing="1" w:after="100" w:afterAutospacing="1" w:line="240" w:lineRule="auto"/>
-        <w:rPr>
-          <w:rFonts w:ascii="Arial" w:eastAsia="Times New Roman" w:hAnsi="Arial" w:cs="Arial"/>
-          <w:sz w:val="24"/>
-          <w:szCs w:val="24"/>
-          <w:lang w:eastAsia="pt-BR"/>
-        </w:rPr>
-      </w:pPr>
-      <w:r>
-        <w:rPr>
-          <w:rFonts w:ascii="Arial" w:eastAsia="Times New Roman" w:hAnsi="Arial" w:cs="Arial"/>
-          <w:sz w:val="24"/>
-          <w:szCs w:val="24"/>
-          <w:lang w:eastAsia="pt-BR"/>
-        </w:rPr>
-        <w:t>No que concerne à flexibilidade de entrada de dados (</w:t>
-      </w:r>
-      <w:r>
-        <w:rPr>
-          <w:rFonts w:ascii="Arial" w:eastAsia="Times New Roman" w:hAnsi="Arial" w:cs="Arial"/>
-          <w:b/>
-          <w:bCs/>
-          <w:sz w:val="24"/>
-          <w:szCs w:val="24"/>
-          <w:lang w:eastAsia="pt-BR"/>
-        </w:rPr>
-        <w:t>Input Logic</w:t>
-      </w:r>
-      <w:r>
-        <w:rPr>
-          <w:rFonts w:ascii="Arial" w:eastAsia="Times New Roman" w:hAnsi="Arial" w:cs="Arial"/>
-          <w:sz w:val="24"/>
-          <w:szCs w:val="24"/>
-          <w:lang w:eastAsia="pt-BR"/>
-        </w:rPr>
-        <w:t>), o sistema deve suportar exceções para agilizar o atendimento em cenários de emergência ou para animais sem tutor identificado. Nestes casos específicos, a arquitetura permite a validação do registo mesmo com a ausência de metadados sociais, como o nome do animal e as informações de identificação do tutor (Nome e CPF), priorizando o início imediato do atendimento técnico.</w:t>
-      </w:r>
-    </w:p>
-    <w:p>
-      <w:pPr>
-        <w:spacing w:before="100" w:beforeAutospacing="1" w:after="100" w:afterAutospacing="1" w:line="240" w:lineRule="auto"/>
-        <w:rPr>
-          <w:rFonts w:ascii="Arial" w:eastAsia="Times New Roman" w:hAnsi="Arial" w:cs="Arial"/>
-          <w:sz w:val="24"/>
-          <w:szCs w:val="24"/>
-          <w:lang w:eastAsia="pt-BR"/>
-        </w:rPr>
-      </w:pPr>
-      <w:r>
-        <w:rPr>
-          <w:rFonts w:ascii="Arial" w:eastAsia="Times New Roman" w:hAnsi="Arial" w:cs="Arial"/>
-          <w:sz w:val="24"/>
-          <w:szCs w:val="24"/>
-          <w:lang w:eastAsia="pt-BR"/>
-        </w:rPr>
-        <w:t xml:space="preserve">No back-end, o software deve gerir uma entidade de </w:t>
-      </w:r>
-      <w:r>
-        <w:rPr>
-          <w:rFonts w:ascii="Arial" w:eastAsia="Times New Roman" w:hAnsi="Arial" w:cs="Arial"/>
-          <w:b/>
-          <w:bCs/>
-          <w:sz w:val="24"/>
-          <w:szCs w:val="24"/>
-          <w:lang w:eastAsia="pt-BR"/>
-        </w:rPr>
-        <w:t>Profissionais</w:t>
-      </w:r>
-      <w:r>
-        <w:rPr>
-          <w:rFonts w:ascii="Arial" w:eastAsia="Times New Roman" w:hAnsi="Arial" w:cs="Arial"/>
-          <w:sz w:val="24"/>
-          <w:szCs w:val="24"/>
-          <w:lang w:eastAsia="pt-BR"/>
-        </w:rPr>
-        <w:t xml:space="preserve">, cujos registos exigem obrigatoriamente o Nome Completo e o CPF. A governança do sistema é assegurada por uma regra de negócio rígida que impede a criação de qualquer instância de </w:t>
-      </w:r>
-      <w:r>
-        <w:rPr>
-          <w:rFonts w:ascii="Arial" w:eastAsia="Times New Roman" w:hAnsi="Arial" w:cs="Arial"/>
-          <w:b/>
-          <w:bCs/>
-          <w:sz w:val="24"/>
-          <w:szCs w:val="24"/>
-          <w:lang w:eastAsia="pt-BR"/>
-        </w:rPr>
-        <w:t>Atendimento</w:t>
-      </w:r>
-      <w:r>
-        <w:rPr>
-          <w:rFonts w:ascii="Arial" w:eastAsia="Times New Roman" w:hAnsi="Arial" w:cs="Arial"/>
-          <w:sz w:val="24"/>
-          <w:szCs w:val="24"/>
-          <w:lang w:eastAsia="pt-BR"/>
-        </w:rPr>
-        <w:t xml:space="preserve"> sem que haja uma associação relacional direta (</w:t>
-      </w:r>
-      <w:r>
-        <w:rPr>
-          <w:rFonts w:ascii="Arial" w:eastAsia="Times New Roman" w:hAnsi="Arial" w:cs="Arial"/>
-          <w:b/>
-          <w:bCs/>
-          <w:sz w:val="24"/>
-          <w:szCs w:val="24"/>
-          <w:lang w:eastAsia="pt-BR"/>
-        </w:rPr>
-        <w:t>Foreign Key</w:t>
-      </w:r>
-      <w:r>
-        <w:rPr>
-          <w:rFonts w:ascii="Arial" w:eastAsia="Times New Roman" w:hAnsi="Arial" w:cs="Arial"/>
-          <w:sz w:val="24"/>
-          <w:szCs w:val="24"/>
-          <w:lang w:eastAsia="pt-BR"/>
-        </w:rPr>
-        <w:t xml:space="preserve">) entre o ID do Médico Veterinário e o ID do Paciente. Esta configuração assegura o </w:t>
-      </w:r>
-      <w:r>
-        <w:rPr>
-          <w:rFonts w:ascii="Arial" w:eastAsia="Times New Roman" w:hAnsi="Arial" w:cs="Arial"/>
-          <w:i/>
-          <w:iCs/>
-          <w:sz w:val="24"/>
-          <w:szCs w:val="24"/>
-          <w:lang w:eastAsia="pt-BR"/>
-        </w:rPr>
-        <w:t>compliance</w:t>
-      </w:r>
-      <w:r>
-        <w:rPr>
-          <w:rFonts w:ascii="Arial" w:eastAsia="Times New Roman" w:hAnsi="Arial" w:cs="Arial"/>
-          <w:sz w:val="24"/>
-          <w:szCs w:val="24"/>
-          <w:lang w:eastAsia="pt-BR"/>
-        </w:rPr>
-        <w:t xml:space="preserve"> operacional, permitindo a monitorização precisa de responsabilidade técnica e a integridade da segurança da informação em toda a infraestrutura clínica.</w:t>
-      </w:r>
-    </w:p>
-    <w:p>
-      <w:pPr>
-        <w:rPr>
-          <w:rFonts w:ascii="Arial" w:hAnsi="Arial" w:cs="Arial"/>
-          <w:b/>
-          <w:sz w:val="30"/>
-          <w:szCs w:val="30"/>
-        </w:rPr>
       </w:pPr>
     </w:p>
     <w:sectPr>
       <w:pgSz w:w="11906" w:h="16838"/>
-      <w:pgMar w:top="1417" w:right="1701" w:bottom="1417" w:left="1701" w:header="708" w:footer="708" w:gutter="0"/>
+      <w:pgMar w:top="1701" w:right="1134" w:bottom="1134" w:left="1701" w:header="709" w:footer="709" w:gutter="0"/>
       <w:cols w:space="708"/>
       <w:docGrid w:linePitch="360"/>
     </w:sectPr>
   </w:body>
 </w:document>
+</file>
+
+<file path=word/numbering.xml><?xml version="1.0" encoding="utf-8"?>
+<w:numbering xmlns:wpc="http://schemas.microsoft.com/office/word/2010/wordprocessingCanvas" xmlns:cx="http://schemas.microsoft.com/office/drawing/2014/chartex" xmlns:cx1="http://schemas.microsoft.com/office/drawing/2015/9/8/chartex" xmlns:cx2="http://schemas.microsoft.com/office/drawing/2015/10/21/chartex" xmlns:cx3="http://schemas.microsoft.com/office/drawing/2016/5/9/chartex" xmlns:cx4="http://schemas.microsoft.com/office/drawing/2016/5/10/chartex" xmlns:cx5="http://schemas.microsoft.com/office/drawing/2016/5/11/chartex" xmlns:cx6="http://schemas.microsoft.com/office/drawing/2016/5/12/chartex" xmlns:cx7="http://schemas.microsoft.com/office/drawing/2016/5/13/chartex" xmlns:cx8="http://schemas.microsoft.com/office/drawing/2016/5/14/chartex" xmlns:mc="http://schemas.openxmlformats.org/markup-compatibility/2006" xmlns:aink="http://schemas.microsoft.com/office/drawing/2016/ink" xmlns:am3d="http://schemas.microsoft.com/office/drawing/2017/model3d" xmlns:o="urn:schemas-microsoft-com:office:office" xmlns:r="http://schemas.openxmlformats.org/officeDocument/2006/relationships" xmlns:m="http://schemas.openxmlformats.org/officeDocument/2006/math" xmlns:v="urn:schemas-microsoft-com:vml" xmlns:wp14="http://schemas.microsoft.com/office/word/2010/wordprocessingDrawing" xmlns:wp="http://schemas.openxmlformats.org/drawingml/2006/wordprocessingDrawing" xmlns:w10="urn:schemas-microsoft-com:office:word" xmlns:w="http://schemas.openxmlformats.org/wordprocessingml/2006/main" xmlns:w14="http://schemas.microsoft.com/office/word/2010/wordml" xmlns:w15="http://schemas.microsoft.com/office/word/2012/wordml" xmlns:w16cid="http://schemas.microsoft.com/office/word/2016/wordml/cid" xmlns:w16se="http://schemas.microsoft.com/office/word/2015/wordml/symex" xmlns:wpg="http://schemas.microsoft.com/office/word/2010/wordprocessingGroup" xmlns:wpi="http://schemas.microsoft.com/office/word/2010/wordprocessingInk" xmlns:wne="http://schemas.microsoft.com/office/word/2006/wordml" xmlns:wps="http://schemas.microsoft.com/office/word/2010/wordprocessingShape" mc:Ignorable="w14 w15 w16se w16cid wp14">
+  <w:abstractNum w:abstractNumId="0" w15:restartNumberingAfterBreak="0">
+    <w:nsid w:val="0642366D"/>
+    <w:multiLevelType w:val="multilevel"/>
+    <w:tmpl w:val="641AB49C"/>
+    <w:lvl w:ilvl="0">
+      <w:start w:val="1"/>
+      <w:numFmt w:val="bullet"/>
+      <w:lvlText w:val=""/>
+      <w:lvlJc w:val="left"/>
+      <w:pPr>
+        <w:tabs>
+          <w:tab w:val="num" w:pos="720"/>
+        </w:tabs>
+        <w:ind w:left="720" w:hanging="360"/>
+      </w:pPr>
+      <w:rPr>
+        <w:rFonts w:ascii="Symbol" w:hAnsi="Symbol" w:hint="default"/>
+        <w:sz w:val="20"/>
+      </w:rPr>
+    </w:lvl>
+    <w:lvl w:ilvl="1" w:tentative="1">
+      <w:start w:val="1"/>
+      <w:numFmt w:val="bullet"/>
+      <w:lvlText w:val="o"/>
+      <w:lvlJc w:val="left"/>
+      <w:pPr>
+        <w:tabs>
+          <w:tab w:val="num" w:pos="1440"/>
+        </w:tabs>
+        <w:ind w:left="1440" w:hanging="360"/>
+      </w:pPr>
+      <w:rPr>
+        <w:rFonts w:ascii="Courier New" w:hAnsi="Courier New" w:hint="default"/>
+        <w:sz w:val="20"/>
+      </w:rPr>
+    </w:lvl>
+    <w:lvl w:ilvl="2" w:tentative="1">
+      <w:start w:val="1"/>
+      <w:numFmt w:val="bullet"/>
+      <w:lvlText w:val=""/>
+      <w:lvlJc w:val="left"/>
+      <w:pPr>
+        <w:tabs>
+          <w:tab w:val="num" w:pos="2160"/>
+        </w:tabs>
+        <w:ind w:left="2160" w:hanging="360"/>
+      </w:pPr>
+      <w:rPr>
+        <w:rFonts w:ascii="Wingdings" w:hAnsi="Wingdings" w:hint="default"/>
+        <w:sz w:val="20"/>
+      </w:rPr>
+    </w:lvl>
+    <w:lvl w:ilvl="3" w:tentative="1">
+      <w:start w:val="1"/>
+      <w:numFmt w:val="bullet"/>
+      <w:lvlText w:val=""/>
+      <w:lvlJc w:val="left"/>
+      <w:pPr>
+        <w:tabs>
+          <w:tab w:val="num" w:pos="2880"/>
+        </w:tabs>
+        <w:ind w:left="2880" w:hanging="360"/>
+      </w:pPr>
+      <w:rPr>
+        <w:rFonts w:ascii="Wingdings" w:hAnsi="Wingdings" w:hint="default"/>
+        <w:sz w:val="20"/>
+      </w:rPr>
+    </w:lvl>
+    <w:lvl w:ilvl="4" w:tentative="1">
+      <w:start w:val="1"/>
+      <w:numFmt w:val="bullet"/>
+      <w:lvlText w:val=""/>
+      <w:lvlJc w:val="left"/>
+      <w:pPr>
+        <w:tabs>
+          <w:tab w:val="num" w:pos="3600"/>
+        </w:tabs>
+        <w:ind w:left="3600" w:hanging="360"/>
+      </w:pPr>
+      <w:rPr>
+        <w:rFonts w:ascii="Wingdings" w:hAnsi="Wingdings" w:hint="default"/>
+        <w:sz w:val="20"/>
+      </w:rPr>
+    </w:lvl>
+    <w:lvl w:ilvl="5" w:tentative="1">
+      <w:start w:val="1"/>
+      <w:numFmt w:val="bullet"/>
+      <w:lvlText w:val=""/>
+      <w:lvlJc w:val="left"/>
+      <w:pPr>
+        <w:tabs>
+          <w:tab w:val="num" w:pos="4320"/>
+        </w:tabs>
+        <w:ind w:left="4320" w:hanging="360"/>
+      </w:pPr>
+      <w:rPr>
+        <w:rFonts w:ascii="Wingdings" w:hAnsi="Wingdings" w:hint="default"/>
+        <w:sz w:val="20"/>
+      </w:rPr>
+    </w:lvl>
+    <w:lvl w:ilvl="6" w:tentative="1">
+      <w:start w:val="1"/>
+      <w:numFmt w:val="bullet"/>
+      <w:lvlText w:val=""/>
+      <w:lvlJc w:val="left"/>
+      <w:pPr>
+        <w:tabs>
+          <w:tab w:val="num" w:pos="5040"/>
+        </w:tabs>
+        <w:ind w:left="5040" w:hanging="360"/>
+      </w:pPr>
+      <w:rPr>
+        <w:rFonts w:ascii="Wingdings" w:hAnsi="Wingdings" w:hint="default"/>
+        <w:sz w:val="20"/>
+      </w:rPr>
+    </w:lvl>
+    <w:lvl w:ilvl="7" w:tentative="1">
+      <w:start w:val="1"/>
+      <w:numFmt w:val="bullet"/>
+      <w:lvlText w:val=""/>
+      <w:lvlJc w:val="left"/>
+      <w:pPr>
+        <w:tabs>
+          <w:tab w:val="num" w:pos="5760"/>
+        </w:tabs>
+        <w:ind w:left="5760" w:hanging="360"/>
+      </w:pPr>
+      <w:rPr>
+        <w:rFonts w:ascii="Wingdings" w:hAnsi="Wingdings" w:hint="default"/>
+        <w:sz w:val="20"/>
+      </w:rPr>
+    </w:lvl>
+    <w:lvl w:ilvl="8" w:tentative="1">
+      <w:start w:val="1"/>
+      <w:numFmt w:val="bullet"/>
+      <w:lvlText w:val=""/>
+      <w:lvlJc w:val="left"/>
+      <w:pPr>
+        <w:tabs>
+          <w:tab w:val="num" w:pos="6480"/>
+        </w:tabs>
+        <w:ind w:left="6480" w:hanging="360"/>
+      </w:pPr>
+      <w:rPr>
+        <w:rFonts w:ascii="Wingdings" w:hAnsi="Wingdings" w:hint="default"/>
+        <w:sz w:val="20"/>
+      </w:rPr>
+    </w:lvl>
+  </w:abstractNum>
+  <w:abstractNum w:abstractNumId="1" w15:restartNumberingAfterBreak="0">
+    <w:nsid w:val="07D8211F"/>
+    <w:multiLevelType w:val="multilevel"/>
+    <w:tmpl w:val="C18EFCD6"/>
+    <w:lvl w:ilvl="0">
+      <w:start w:val="1"/>
+      <w:numFmt w:val="bullet"/>
+      <w:lvlText w:val=""/>
+      <w:lvlJc w:val="left"/>
+      <w:pPr>
+        <w:tabs>
+          <w:tab w:val="num" w:pos="720"/>
+        </w:tabs>
+        <w:ind w:left="720" w:hanging="360"/>
+      </w:pPr>
+      <w:rPr>
+        <w:rFonts w:ascii="Symbol" w:hAnsi="Symbol" w:hint="default"/>
+        <w:sz w:val="20"/>
+      </w:rPr>
+    </w:lvl>
+    <w:lvl w:ilvl="1" w:tentative="1">
+      <w:start w:val="1"/>
+      <w:numFmt w:val="bullet"/>
+      <w:lvlText w:val="o"/>
+      <w:lvlJc w:val="left"/>
+      <w:pPr>
+        <w:tabs>
+          <w:tab w:val="num" w:pos="1440"/>
+        </w:tabs>
+        <w:ind w:left="1440" w:hanging="360"/>
+      </w:pPr>
+      <w:rPr>
+        <w:rFonts w:ascii="Courier New" w:hAnsi="Courier New" w:hint="default"/>
+        <w:sz w:val="20"/>
+      </w:rPr>
+    </w:lvl>
+    <w:lvl w:ilvl="2" w:tentative="1">
+      <w:start w:val="1"/>
+      <w:numFmt w:val="bullet"/>
+      <w:lvlText w:val=""/>
+      <w:lvlJc w:val="left"/>
+      <w:pPr>
+        <w:tabs>
+          <w:tab w:val="num" w:pos="2160"/>
+        </w:tabs>
+        <w:ind w:left="2160" w:hanging="360"/>
+      </w:pPr>
+      <w:rPr>
+        <w:rFonts w:ascii="Wingdings" w:hAnsi="Wingdings" w:hint="default"/>
+        <w:sz w:val="20"/>
+      </w:rPr>
+    </w:lvl>
+    <w:lvl w:ilvl="3" w:tentative="1">
+      <w:start w:val="1"/>
+      <w:numFmt w:val="bullet"/>
+      <w:lvlText w:val=""/>
+      <w:lvlJc w:val="left"/>
+      <w:pPr>
+        <w:tabs>
+          <w:tab w:val="num" w:pos="2880"/>
+        </w:tabs>
+        <w:ind w:left="2880" w:hanging="360"/>
+      </w:pPr>
+      <w:rPr>
+        <w:rFonts w:ascii="Wingdings" w:hAnsi="Wingdings" w:hint="default"/>
+        <w:sz w:val="20"/>
+      </w:rPr>
+    </w:lvl>
+    <w:lvl w:ilvl="4" w:tentative="1">
+      <w:start w:val="1"/>
+      <w:numFmt w:val="bullet"/>
+      <w:lvlText w:val=""/>
+      <w:lvlJc w:val="left"/>
+      <w:pPr>
+        <w:tabs>
+          <w:tab w:val="num" w:pos="3600"/>
+        </w:tabs>
+        <w:ind w:left="3600" w:hanging="360"/>
+      </w:pPr>
+      <w:rPr>
+        <w:rFonts w:ascii="Wingdings" w:hAnsi="Wingdings" w:hint="default"/>
+        <w:sz w:val="20"/>
+      </w:rPr>
+    </w:lvl>
+    <w:lvl w:ilvl="5" w:tentative="1">
+      <w:start w:val="1"/>
+      <w:numFmt w:val="bullet"/>
+      <w:lvlText w:val=""/>
+      <w:lvlJc w:val="left"/>
+      <w:pPr>
+        <w:tabs>
+          <w:tab w:val="num" w:pos="4320"/>
+        </w:tabs>
+        <w:ind w:left="4320" w:hanging="360"/>
+      </w:pPr>
+      <w:rPr>
+        <w:rFonts w:ascii="Wingdings" w:hAnsi="Wingdings" w:hint="default"/>
+        <w:sz w:val="20"/>
+      </w:rPr>
+    </w:lvl>
+    <w:lvl w:ilvl="6" w:tentative="1">
+      <w:start w:val="1"/>
+      <w:numFmt w:val="bullet"/>
+      <w:lvlText w:val=""/>
+      <w:lvlJc w:val="left"/>
+      <w:pPr>
+        <w:tabs>
+          <w:tab w:val="num" w:pos="5040"/>
+        </w:tabs>
+        <w:ind w:left="5040" w:hanging="360"/>
+      </w:pPr>
+      <w:rPr>
+        <w:rFonts w:ascii="Wingdings" w:hAnsi="Wingdings" w:hint="default"/>
+        <w:sz w:val="20"/>
+      </w:rPr>
+    </w:lvl>
+    <w:lvl w:ilvl="7" w:tentative="1">
+      <w:start w:val="1"/>
+      <w:numFmt w:val="bullet"/>
+      <w:lvlText w:val=""/>
+      <w:lvlJc w:val="left"/>
+      <w:pPr>
+        <w:tabs>
+          <w:tab w:val="num" w:pos="5760"/>
+        </w:tabs>
+        <w:ind w:left="5760" w:hanging="360"/>
+      </w:pPr>
+      <w:rPr>
+        <w:rFonts w:ascii="Wingdings" w:hAnsi="Wingdings" w:hint="default"/>
+        <w:sz w:val="20"/>
+      </w:rPr>
+    </w:lvl>
+    <w:lvl w:ilvl="8" w:tentative="1">
+      <w:start w:val="1"/>
+      <w:numFmt w:val="bullet"/>
+      <w:lvlText w:val=""/>
+      <w:lvlJc w:val="left"/>
+      <w:pPr>
+        <w:tabs>
+          <w:tab w:val="num" w:pos="6480"/>
+        </w:tabs>
+        <w:ind w:left="6480" w:hanging="360"/>
+      </w:pPr>
+      <w:rPr>
+        <w:rFonts w:ascii="Wingdings" w:hAnsi="Wingdings" w:hint="default"/>
+        <w:sz w:val="20"/>
+      </w:rPr>
+    </w:lvl>
+  </w:abstractNum>
+  <w:abstractNum w:abstractNumId="2" w15:restartNumberingAfterBreak="0">
+    <w:nsid w:val="0F4276A4"/>
+    <w:multiLevelType w:val="hybridMultilevel"/>
+    <w:tmpl w:val="63E49408"/>
+    <w:lvl w:ilvl="0" w:tplc="04160001">
+      <w:start w:val="1"/>
+      <w:numFmt w:val="bullet"/>
+      <w:lvlText w:val=""/>
+      <w:lvlJc w:val="left"/>
+      <w:pPr>
+        <w:ind w:left="720" w:hanging="360"/>
+      </w:pPr>
+      <w:rPr>
+        <w:rFonts w:ascii="Symbol" w:hAnsi="Symbol" w:hint="default"/>
+      </w:rPr>
+    </w:lvl>
+    <w:lvl w:ilvl="1" w:tplc="04160003" w:tentative="1">
+      <w:start w:val="1"/>
+      <w:numFmt w:val="bullet"/>
+      <w:lvlText w:val="o"/>
+      <w:lvlJc w:val="left"/>
+      <w:pPr>
+        <w:ind w:left="1440" w:hanging="360"/>
+      </w:pPr>
+      <w:rPr>
+        <w:rFonts w:ascii="Courier New" w:hAnsi="Courier New" w:cs="Courier New" w:hint="default"/>
+      </w:rPr>
+    </w:lvl>
+    <w:lvl w:ilvl="2" w:tplc="04160005" w:tentative="1">
+      <w:start w:val="1"/>
+      <w:numFmt w:val="bullet"/>
+      <w:lvlText w:val=""/>
+      <w:lvlJc w:val="left"/>
+      <w:pPr>
+        <w:ind w:left="2160" w:hanging="360"/>
+      </w:pPr>
+      <w:rPr>
+        <w:rFonts w:ascii="Wingdings" w:hAnsi="Wingdings" w:hint="default"/>
+      </w:rPr>
+    </w:lvl>
+    <w:lvl w:ilvl="3" w:tplc="04160001" w:tentative="1">
+      <w:start w:val="1"/>
+      <w:numFmt w:val="bullet"/>
+      <w:lvlText w:val=""/>
+      <w:lvlJc w:val="left"/>
+      <w:pPr>
+        <w:ind w:left="2880" w:hanging="360"/>
+      </w:pPr>
+      <w:rPr>
+        <w:rFonts w:ascii="Symbol" w:hAnsi="Symbol" w:hint="default"/>
+      </w:rPr>
+    </w:lvl>
+    <w:lvl w:ilvl="4" w:tplc="04160003" w:tentative="1">
+      <w:start w:val="1"/>
+      <w:numFmt w:val="bullet"/>
+      <w:lvlText w:val="o"/>
+      <w:lvlJc w:val="left"/>
+      <w:pPr>
+        <w:ind w:left="3600" w:hanging="360"/>
+      </w:pPr>
+      <w:rPr>
+        <w:rFonts w:ascii="Courier New" w:hAnsi="Courier New" w:cs="Courier New" w:hint="default"/>
+      </w:rPr>
+    </w:lvl>
+    <w:lvl w:ilvl="5" w:tplc="04160005" w:tentative="1">
+      <w:start w:val="1"/>
+      <w:numFmt w:val="bullet"/>
+      <w:lvlText w:val=""/>
+      <w:lvlJc w:val="left"/>
+      <w:pPr>
+        <w:ind w:left="4320" w:hanging="360"/>
+      </w:pPr>
+      <w:rPr>
+        <w:rFonts w:ascii="Wingdings" w:hAnsi="Wingdings" w:hint="default"/>
+      </w:rPr>
+    </w:lvl>
+    <w:lvl w:ilvl="6" w:tplc="04160001" w:tentative="1">
+      <w:start w:val="1"/>
+      <w:numFmt w:val="bullet"/>
+      <w:lvlText w:val=""/>
+      <w:lvlJc w:val="left"/>
+      <w:pPr>
+        <w:ind w:left="5040" w:hanging="360"/>
+      </w:pPr>
+      <w:rPr>
+        <w:rFonts w:ascii="Symbol" w:hAnsi="Symbol" w:hint="default"/>
+      </w:rPr>
+    </w:lvl>
+    <w:lvl w:ilvl="7" w:tplc="04160003" w:tentative="1">
+      <w:start w:val="1"/>
+      <w:numFmt w:val="bullet"/>
+      <w:lvlText w:val="o"/>
+      <w:lvlJc w:val="left"/>
+      <w:pPr>
+        <w:ind w:left="5760" w:hanging="360"/>
+      </w:pPr>
+      <w:rPr>
+        <w:rFonts w:ascii="Courier New" w:hAnsi="Courier New" w:cs="Courier New" w:hint="default"/>
+      </w:rPr>
+    </w:lvl>
+    <w:lvl w:ilvl="8" w:tplc="04160005" w:tentative="1">
+      <w:start w:val="1"/>
+      <w:numFmt w:val="bullet"/>
+      <w:lvlText w:val=""/>
+      <w:lvlJc w:val="left"/>
+      <w:pPr>
+        <w:ind w:left="6480" w:hanging="360"/>
+      </w:pPr>
+      <w:rPr>
+        <w:rFonts w:ascii="Wingdings" w:hAnsi="Wingdings" w:hint="default"/>
+      </w:rPr>
+    </w:lvl>
+  </w:abstractNum>
+  <w:abstractNum w:abstractNumId="3" w15:restartNumberingAfterBreak="0">
+    <w:nsid w:val="197E3B73"/>
+    <w:multiLevelType w:val="multilevel"/>
+    <w:tmpl w:val="B670653C"/>
+    <w:lvl w:ilvl="0">
+      <w:start w:val="1"/>
+      <w:numFmt w:val="bullet"/>
+      <w:lvlText w:val=""/>
+      <w:lvlJc w:val="left"/>
+      <w:pPr>
+        <w:tabs>
+          <w:tab w:val="num" w:pos="720"/>
+        </w:tabs>
+        <w:ind w:left="720" w:hanging="360"/>
+      </w:pPr>
+      <w:rPr>
+        <w:rFonts w:ascii="Symbol" w:hAnsi="Symbol" w:hint="default"/>
+        <w:sz w:val="20"/>
+      </w:rPr>
+    </w:lvl>
+    <w:lvl w:ilvl="1" w:tentative="1">
+      <w:start w:val="1"/>
+      <w:numFmt w:val="bullet"/>
+      <w:lvlText w:val="o"/>
+      <w:lvlJc w:val="left"/>
+      <w:pPr>
+        <w:tabs>
+          <w:tab w:val="num" w:pos="1440"/>
+        </w:tabs>
+        <w:ind w:left="1440" w:hanging="360"/>
+      </w:pPr>
+      <w:rPr>
+        <w:rFonts w:ascii="Courier New" w:hAnsi="Courier New" w:hint="default"/>
+        <w:sz w:val="20"/>
+      </w:rPr>
+    </w:lvl>
+    <w:lvl w:ilvl="2" w:tentative="1">
+      <w:start w:val="1"/>
+      <w:numFmt w:val="bullet"/>
+      <w:lvlText w:val=""/>
+      <w:lvlJc w:val="left"/>
+      <w:pPr>
+        <w:tabs>
+          <w:tab w:val="num" w:pos="2160"/>
+        </w:tabs>
+        <w:ind w:left="2160" w:hanging="360"/>
+      </w:pPr>
+      <w:rPr>
+        <w:rFonts w:ascii="Wingdings" w:hAnsi="Wingdings" w:hint="default"/>
+        <w:sz w:val="20"/>
+      </w:rPr>
+    </w:lvl>
+    <w:lvl w:ilvl="3" w:tentative="1">
+      <w:start w:val="1"/>
+      <w:numFmt w:val="bullet"/>
+      <w:lvlText w:val=""/>
+      <w:lvlJc w:val="left"/>
+      <w:pPr>
+        <w:tabs>
+          <w:tab w:val="num" w:pos="2880"/>
+        </w:tabs>
+        <w:ind w:left="2880" w:hanging="360"/>
+      </w:pPr>
+      <w:rPr>
+        <w:rFonts w:ascii="Wingdings" w:hAnsi="Wingdings" w:hint="default"/>
+        <w:sz w:val="20"/>
+      </w:rPr>
+    </w:lvl>
+    <w:lvl w:ilvl="4" w:tentative="1">
+      <w:start w:val="1"/>
+      <w:numFmt w:val="bullet"/>
+      <w:lvlText w:val=""/>
+      <w:lvlJc w:val="left"/>
+      <w:pPr>
+        <w:tabs>
+          <w:tab w:val="num" w:pos="3600"/>
+        </w:tabs>
+        <w:ind w:left="3600" w:hanging="360"/>
+      </w:pPr>
+      <w:rPr>
+        <w:rFonts w:ascii="Wingdings" w:hAnsi="Wingdings" w:hint="default"/>
+        <w:sz w:val="20"/>
+      </w:rPr>
+    </w:lvl>
+    <w:lvl w:ilvl="5" w:tentative="1">
+      <w:start w:val="1"/>
+      <w:numFmt w:val="bullet"/>
+      <w:lvlText w:val=""/>
+      <w:lvlJc w:val="left"/>
+      <w:pPr>
+        <w:tabs>
+          <w:tab w:val="num" w:pos="4320"/>
+        </w:tabs>
+        <w:ind w:left="4320" w:hanging="360"/>
+      </w:pPr>
+      <w:rPr>
+        <w:rFonts w:ascii="Wingdings" w:hAnsi="Wingdings" w:hint="default"/>
+        <w:sz w:val="20"/>
+      </w:rPr>
+    </w:lvl>
+    <w:lvl w:ilvl="6" w:tentative="1">
+      <w:start w:val="1"/>
+      <w:numFmt w:val="bullet"/>
+      <w:lvlText w:val=""/>
+      <w:lvlJc w:val="left"/>
+      <w:pPr>
+        <w:tabs>
+          <w:tab w:val="num" w:pos="5040"/>
+        </w:tabs>
+        <w:ind w:left="5040" w:hanging="360"/>
+      </w:pPr>
+      <w:rPr>
+        <w:rFonts w:ascii="Wingdings" w:hAnsi="Wingdings" w:hint="default"/>
+        <w:sz w:val="20"/>
+      </w:rPr>
+    </w:lvl>
+    <w:lvl w:ilvl="7" w:tentative="1">
+      <w:start w:val="1"/>
+      <w:numFmt w:val="bullet"/>
+      <w:lvlText w:val=""/>
+      <w:lvlJc w:val="left"/>
+      <w:pPr>
+        <w:tabs>
+          <w:tab w:val="num" w:pos="5760"/>
+        </w:tabs>
+        <w:ind w:left="5760" w:hanging="360"/>
+      </w:pPr>
+      <w:rPr>
+        <w:rFonts w:ascii="Wingdings" w:hAnsi="Wingdings" w:hint="default"/>
+        <w:sz w:val="20"/>
+      </w:rPr>
+    </w:lvl>
+    <w:lvl w:ilvl="8" w:tentative="1">
+      <w:start w:val="1"/>
+      <w:numFmt w:val="bullet"/>
+      <w:lvlText w:val=""/>
+      <w:lvlJc w:val="left"/>
+      <w:pPr>
+        <w:tabs>
+          <w:tab w:val="num" w:pos="6480"/>
+        </w:tabs>
+        <w:ind w:left="6480" w:hanging="360"/>
+      </w:pPr>
+      <w:rPr>
+        <w:rFonts w:ascii="Wingdings" w:hAnsi="Wingdings" w:hint="default"/>
+        <w:sz w:val="20"/>
+      </w:rPr>
+    </w:lvl>
+  </w:abstractNum>
+  <w:abstractNum w:abstractNumId="4" w15:restartNumberingAfterBreak="0">
+    <w:nsid w:val="281A391C"/>
+    <w:multiLevelType w:val="multilevel"/>
+    <w:tmpl w:val="5DF61320"/>
+    <w:lvl w:ilvl="0">
+      <w:start w:val="1"/>
+      <w:numFmt w:val="bullet"/>
+      <w:lvlText w:val=""/>
+      <w:lvlJc w:val="left"/>
+      <w:pPr>
+        <w:tabs>
+          <w:tab w:val="num" w:pos="720"/>
+        </w:tabs>
+        <w:ind w:left="720" w:hanging="360"/>
+      </w:pPr>
+      <w:rPr>
+        <w:rFonts w:ascii="Symbol" w:hAnsi="Symbol" w:hint="default"/>
+        <w:sz w:val="20"/>
+      </w:rPr>
+    </w:lvl>
+    <w:lvl w:ilvl="1" w:tentative="1">
+      <w:start w:val="1"/>
+      <w:numFmt w:val="bullet"/>
+      <w:lvlText w:val="o"/>
+      <w:lvlJc w:val="left"/>
+      <w:pPr>
+        <w:tabs>
+          <w:tab w:val="num" w:pos="1440"/>
+        </w:tabs>
+        <w:ind w:left="1440" w:hanging="360"/>
+      </w:pPr>
+      <w:rPr>
+        <w:rFonts w:ascii="Courier New" w:hAnsi="Courier New" w:hint="default"/>
+        <w:sz w:val="20"/>
+      </w:rPr>
+    </w:lvl>
+    <w:lvl w:ilvl="2" w:tentative="1">
+      <w:start w:val="1"/>
+      <w:numFmt w:val="bullet"/>
+      <w:lvlText w:val=""/>
+      <w:lvlJc w:val="left"/>
+      <w:pPr>
+        <w:tabs>
+          <w:tab w:val="num" w:pos="2160"/>
+        </w:tabs>
+        <w:ind w:left="2160" w:hanging="360"/>
+      </w:pPr>
+      <w:rPr>
+        <w:rFonts w:ascii="Wingdings" w:hAnsi="Wingdings" w:hint="default"/>
+        <w:sz w:val="20"/>
+      </w:rPr>
+    </w:lvl>
+    <w:lvl w:ilvl="3" w:tentative="1">
+      <w:start w:val="1"/>
+      <w:numFmt w:val="bullet"/>
+      <w:lvlText w:val=""/>
+      <w:lvlJc w:val="left"/>
+      <w:pPr>
+        <w:tabs>
+          <w:tab w:val="num" w:pos="2880"/>
+        </w:tabs>
+        <w:ind w:left="2880" w:hanging="360"/>
+      </w:pPr>
+      <w:rPr>
+        <w:rFonts w:ascii="Wingdings" w:hAnsi="Wingdings" w:hint="default"/>
+        <w:sz w:val="20"/>
+      </w:rPr>
+    </w:lvl>
+    <w:lvl w:ilvl="4" w:tentative="1">
+      <w:start w:val="1"/>
+      <w:numFmt w:val="bullet"/>
+      <w:lvlText w:val=""/>
+      <w:lvlJc w:val="left"/>
+      <w:pPr>
+        <w:tabs>
+          <w:tab w:val="num" w:pos="3600"/>
+        </w:tabs>
+        <w:ind w:left="3600" w:hanging="360"/>
+      </w:pPr>
+      <w:rPr>
+        <w:rFonts w:ascii="Wingdings" w:hAnsi="Wingdings" w:hint="default"/>
+        <w:sz w:val="20"/>
+      </w:rPr>
+    </w:lvl>
+    <w:lvl w:ilvl="5" w:tentative="1">
+      <w:start w:val="1"/>
+      <w:numFmt w:val="bullet"/>
+      <w:lvlText w:val=""/>
+      <w:lvlJc w:val="left"/>
+      <w:pPr>
+        <w:tabs>
+          <w:tab w:val="num" w:pos="4320"/>
+        </w:tabs>
+        <w:ind w:left="4320" w:hanging="360"/>
+      </w:pPr>
+      <w:rPr>
+        <w:rFonts w:ascii="Wingdings" w:hAnsi="Wingdings" w:hint="default"/>
+        <w:sz w:val="20"/>
+      </w:rPr>
+    </w:lvl>
+    <w:lvl w:ilvl="6" w:tentative="1">
+      <w:start w:val="1"/>
+      <w:numFmt w:val="bullet"/>
+      <w:lvlText w:val=""/>
+      <w:lvlJc w:val="left"/>
+      <w:pPr>
+        <w:tabs>
+          <w:tab w:val="num" w:pos="5040"/>
+        </w:tabs>
+        <w:ind w:left="5040" w:hanging="360"/>
+      </w:pPr>
+      <w:rPr>
+        <w:rFonts w:ascii="Wingdings" w:hAnsi="Wingdings" w:hint="default"/>
+        <w:sz w:val="20"/>
+      </w:rPr>
+    </w:lvl>
+    <w:lvl w:ilvl="7" w:tentative="1">
+      <w:start w:val="1"/>
+      <w:numFmt w:val="bullet"/>
+      <w:lvlText w:val=""/>
+      <w:lvlJc w:val="left"/>
+      <w:pPr>
+        <w:tabs>
+          <w:tab w:val="num" w:pos="5760"/>
+        </w:tabs>
+        <w:ind w:left="5760" w:hanging="360"/>
+      </w:pPr>
+      <w:rPr>
+        <w:rFonts w:ascii="Wingdings" w:hAnsi="Wingdings" w:hint="default"/>
+        <w:sz w:val="20"/>
+      </w:rPr>
+    </w:lvl>
+    <w:lvl w:ilvl="8" w:tentative="1">
+      <w:start w:val="1"/>
+      <w:numFmt w:val="bullet"/>
+      <w:lvlText w:val=""/>
+      <w:lvlJc w:val="left"/>
+      <w:pPr>
+        <w:tabs>
+          <w:tab w:val="num" w:pos="6480"/>
+        </w:tabs>
+        <w:ind w:left="6480" w:hanging="360"/>
+      </w:pPr>
+      <w:rPr>
+        <w:rFonts w:ascii="Wingdings" w:hAnsi="Wingdings" w:hint="default"/>
+        <w:sz w:val="20"/>
+      </w:rPr>
+    </w:lvl>
+  </w:abstractNum>
+  <w:abstractNum w:abstractNumId="5" w15:restartNumberingAfterBreak="0">
+    <w:nsid w:val="2BAF251E"/>
+    <w:multiLevelType w:val="multilevel"/>
+    <w:tmpl w:val="54C2F01A"/>
+    <w:lvl w:ilvl="0">
+      <w:start w:val="1"/>
+      <w:numFmt w:val="bullet"/>
+      <w:lvlText w:val=""/>
+      <w:lvlJc w:val="left"/>
+      <w:pPr>
+        <w:tabs>
+          <w:tab w:val="num" w:pos="720"/>
+        </w:tabs>
+        <w:ind w:left="720" w:hanging="360"/>
+      </w:pPr>
+      <w:rPr>
+        <w:rFonts w:ascii="Symbol" w:hAnsi="Symbol" w:hint="default"/>
+        <w:sz w:val="20"/>
+      </w:rPr>
+    </w:lvl>
+    <w:lvl w:ilvl="1" w:tentative="1">
+      <w:start w:val="1"/>
+      <w:numFmt w:val="bullet"/>
+      <w:lvlText w:val="o"/>
+      <w:lvlJc w:val="left"/>
+      <w:pPr>
+        <w:tabs>
+          <w:tab w:val="num" w:pos="1440"/>
+        </w:tabs>
+        <w:ind w:left="1440" w:hanging="360"/>
+      </w:pPr>
+      <w:rPr>
+        <w:rFonts w:ascii="Courier New" w:hAnsi="Courier New" w:hint="default"/>
+        <w:sz w:val="20"/>
+      </w:rPr>
+    </w:lvl>
+    <w:lvl w:ilvl="2" w:tentative="1">
+      <w:start w:val="1"/>
+      <w:numFmt w:val="bullet"/>
+      <w:lvlText w:val=""/>
+      <w:lvlJc w:val="left"/>
+      <w:pPr>
+        <w:tabs>
+          <w:tab w:val="num" w:pos="2160"/>
+        </w:tabs>
+        <w:ind w:left="2160" w:hanging="360"/>
+      </w:pPr>
+      <w:rPr>
+        <w:rFonts w:ascii="Wingdings" w:hAnsi="Wingdings" w:hint="default"/>
+        <w:sz w:val="20"/>
+      </w:rPr>
+    </w:lvl>
+    <w:lvl w:ilvl="3" w:tentative="1">
+      <w:start w:val="1"/>
+      <w:numFmt w:val="bullet"/>
+      <w:lvlText w:val=""/>
+      <w:lvlJc w:val="left"/>
+      <w:pPr>
+        <w:tabs>
+          <w:tab w:val="num" w:pos="2880"/>
+        </w:tabs>
+        <w:ind w:left="2880" w:hanging="360"/>
+      </w:pPr>
+      <w:rPr>
+        <w:rFonts w:ascii="Wingdings" w:hAnsi="Wingdings" w:hint="default"/>
+        <w:sz w:val="20"/>
+      </w:rPr>
+    </w:lvl>
+    <w:lvl w:ilvl="4" w:tentative="1">
+      <w:start w:val="1"/>
+      <w:numFmt w:val="bullet"/>
+      <w:lvlText w:val=""/>
+      <w:lvlJc w:val="left"/>
+      <w:pPr>
+        <w:tabs>
+          <w:tab w:val="num" w:pos="3600"/>
+        </w:tabs>
+        <w:ind w:left="3600" w:hanging="360"/>
+      </w:pPr>
+      <w:rPr>
+        <w:rFonts w:ascii="Wingdings" w:hAnsi="Wingdings" w:hint="default"/>
+        <w:sz w:val="20"/>
+      </w:rPr>
+    </w:lvl>
+    <w:lvl w:ilvl="5" w:tentative="1">
+      <w:start w:val="1"/>
+      <w:numFmt w:val="bullet"/>
+      <w:lvlText w:val=""/>
+      <w:lvlJc w:val="left"/>
+      <w:pPr>
+        <w:tabs>
+          <w:tab w:val="num" w:pos="4320"/>
+        </w:tabs>
+        <w:ind w:left="4320" w:hanging="360"/>
+      </w:pPr>
+      <w:rPr>
+        <w:rFonts w:ascii="Wingdings" w:hAnsi="Wingdings" w:hint="default"/>
+        <w:sz w:val="20"/>
+      </w:rPr>
+    </w:lvl>
+    <w:lvl w:ilvl="6" w:tentative="1">
+      <w:start w:val="1"/>
+      <w:numFmt w:val="bullet"/>
+      <w:lvlText w:val=""/>
+      <w:lvlJc w:val="left"/>
+      <w:pPr>
+        <w:tabs>
+          <w:tab w:val="num" w:pos="5040"/>
+        </w:tabs>
+        <w:ind w:left="5040" w:hanging="360"/>
+      </w:pPr>
+      <w:rPr>
+        <w:rFonts w:ascii="Wingdings" w:hAnsi="Wingdings" w:hint="default"/>
+        <w:sz w:val="20"/>
+      </w:rPr>
+    </w:lvl>
+    <w:lvl w:ilvl="7" w:tentative="1">
+      <w:start w:val="1"/>
+      <w:numFmt w:val="bullet"/>
+      <w:lvlText w:val=""/>
+      <w:lvlJc w:val="left"/>
+      <w:pPr>
+        <w:tabs>
+          <w:tab w:val="num" w:pos="5760"/>
+        </w:tabs>
+        <w:ind w:left="5760" w:hanging="360"/>
+      </w:pPr>
+      <w:rPr>
+        <w:rFonts w:ascii="Wingdings" w:hAnsi="Wingdings" w:hint="default"/>
+        <w:sz w:val="20"/>
+      </w:rPr>
+    </w:lvl>
+    <w:lvl w:ilvl="8" w:tentative="1">
+      <w:start w:val="1"/>
+      <w:numFmt w:val="bullet"/>
+      <w:lvlText w:val=""/>
+      <w:lvlJc w:val="left"/>
+      <w:pPr>
+        <w:tabs>
+          <w:tab w:val="num" w:pos="6480"/>
+        </w:tabs>
+        <w:ind w:left="6480" w:hanging="360"/>
+      </w:pPr>
+      <w:rPr>
+        <w:rFonts w:ascii="Wingdings" w:hAnsi="Wingdings" w:hint="default"/>
+        <w:sz w:val="20"/>
+      </w:rPr>
+    </w:lvl>
+  </w:abstractNum>
+  <w:abstractNum w:abstractNumId="6" w15:restartNumberingAfterBreak="0">
+    <w:nsid w:val="3734752E"/>
+    <w:multiLevelType w:val="multilevel"/>
+    <w:tmpl w:val="7D54749A"/>
+    <w:lvl w:ilvl="0">
+      <w:start w:val="1"/>
+      <w:numFmt w:val="bullet"/>
+      <w:lvlText w:val=""/>
+      <w:lvlJc w:val="left"/>
+      <w:pPr>
+        <w:tabs>
+          <w:tab w:val="num" w:pos="720"/>
+        </w:tabs>
+        <w:ind w:left="720" w:hanging="360"/>
+      </w:pPr>
+      <w:rPr>
+        <w:rFonts w:ascii="Symbol" w:hAnsi="Symbol" w:hint="default"/>
+        <w:sz w:val="20"/>
+      </w:rPr>
+    </w:lvl>
+    <w:lvl w:ilvl="1" w:tentative="1">
+      <w:start w:val="1"/>
+      <w:numFmt w:val="bullet"/>
+      <w:lvlText w:val="o"/>
+      <w:lvlJc w:val="left"/>
+      <w:pPr>
+        <w:tabs>
+          <w:tab w:val="num" w:pos="1440"/>
+        </w:tabs>
+        <w:ind w:left="1440" w:hanging="360"/>
+      </w:pPr>
+      <w:rPr>
+        <w:rFonts w:ascii="Courier New" w:hAnsi="Courier New" w:hint="default"/>
+        <w:sz w:val="20"/>
+      </w:rPr>
+    </w:lvl>
+    <w:lvl w:ilvl="2" w:tentative="1">
+      <w:start w:val="1"/>
+      <w:numFmt w:val="bullet"/>
+      <w:lvlText w:val=""/>
+      <w:lvlJc w:val="left"/>
+      <w:pPr>
+        <w:tabs>
+          <w:tab w:val="num" w:pos="2160"/>
+        </w:tabs>
+        <w:ind w:left="2160" w:hanging="360"/>
+      </w:pPr>
+      <w:rPr>
+        <w:rFonts w:ascii="Wingdings" w:hAnsi="Wingdings" w:hint="default"/>
+        <w:sz w:val="20"/>
+      </w:rPr>
+    </w:lvl>
+    <w:lvl w:ilvl="3" w:tentative="1">
+      <w:start w:val="1"/>
+      <w:numFmt w:val="bullet"/>
+      <w:lvlText w:val=""/>
+      <w:lvlJc w:val="left"/>
+      <w:pPr>
+        <w:tabs>
+          <w:tab w:val="num" w:pos="2880"/>
+        </w:tabs>
+        <w:ind w:left="2880" w:hanging="360"/>
+      </w:pPr>
+      <w:rPr>
+        <w:rFonts w:ascii="Wingdings" w:hAnsi="Wingdings" w:hint="default"/>
+        <w:sz w:val="20"/>
+      </w:rPr>
+    </w:lvl>
+    <w:lvl w:ilvl="4" w:tentative="1">
+      <w:start w:val="1"/>
+      <w:numFmt w:val="bullet"/>
+      <w:lvlText w:val=""/>
+      <w:lvlJc w:val="left"/>
+      <w:pPr>
+        <w:tabs>
+          <w:tab w:val="num" w:pos="3600"/>
+        </w:tabs>
+        <w:ind w:left="3600" w:hanging="360"/>
+      </w:pPr>
+      <w:rPr>
+        <w:rFonts w:ascii="Wingdings" w:hAnsi="Wingdings" w:hint="default"/>
+        <w:sz w:val="20"/>
+      </w:rPr>
+    </w:lvl>
+    <w:lvl w:ilvl="5" w:tentative="1">
+      <w:start w:val="1"/>
+      <w:numFmt w:val="bullet"/>
+      <w:lvlText w:val=""/>
+      <w:lvlJc w:val="left"/>
+      <w:pPr>
+        <w:tabs>
+          <w:tab w:val="num" w:pos="4320"/>
+        </w:tabs>
+        <w:ind w:left="4320" w:hanging="360"/>
+      </w:pPr>
+      <w:rPr>
+        <w:rFonts w:ascii="Wingdings" w:hAnsi="Wingdings" w:hint="default"/>
+        <w:sz w:val="20"/>
+      </w:rPr>
+    </w:lvl>
+    <w:lvl w:ilvl="6" w:tentative="1">
+      <w:start w:val="1"/>
+      <w:numFmt w:val="bullet"/>
+      <w:lvlText w:val=""/>
+      <w:lvlJc w:val="left"/>
+      <w:pPr>
+        <w:tabs>
+          <w:tab w:val="num" w:pos="5040"/>
+        </w:tabs>
+        <w:ind w:left="5040" w:hanging="360"/>
+      </w:pPr>
+      <w:rPr>
+        <w:rFonts w:ascii="Wingdings" w:hAnsi="Wingdings" w:hint="default"/>
+        <w:sz w:val="20"/>
+      </w:rPr>
+    </w:lvl>
+    <w:lvl w:ilvl="7" w:tentative="1">
+      <w:start w:val="1"/>
+      <w:numFmt w:val="bullet"/>
+      <w:lvlText w:val=""/>
+      <w:lvlJc w:val="left"/>
+      <w:pPr>
+        <w:tabs>
+          <w:tab w:val="num" w:pos="5760"/>
+        </w:tabs>
+        <w:ind w:left="5760" w:hanging="360"/>
+      </w:pPr>
+      <w:rPr>
+        <w:rFonts w:ascii="Wingdings" w:hAnsi="Wingdings" w:hint="default"/>
+        <w:sz w:val="20"/>
+      </w:rPr>
+    </w:lvl>
+    <w:lvl w:ilvl="8" w:tentative="1">
+      <w:start w:val="1"/>
+      <w:numFmt w:val="bullet"/>
+      <w:lvlText w:val=""/>
+      <w:lvlJc w:val="left"/>
+      <w:pPr>
+        <w:tabs>
+          <w:tab w:val="num" w:pos="6480"/>
+        </w:tabs>
+        <w:ind w:left="6480" w:hanging="360"/>
+      </w:pPr>
+      <w:rPr>
+        <w:rFonts w:ascii="Wingdings" w:hAnsi="Wingdings" w:hint="default"/>
+        <w:sz w:val="20"/>
+      </w:rPr>
+    </w:lvl>
+  </w:abstractNum>
+  <w:abstractNum w:abstractNumId="7" w15:restartNumberingAfterBreak="0">
+    <w:nsid w:val="4F4562C3"/>
+    <w:multiLevelType w:val="multilevel"/>
+    <w:tmpl w:val="42CC0E08"/>
+    <w:lvl w:ilvl="0">
+      <w:start w:val="1"/>
+      <w:numFmt w:val="bullet"/>
+      <w:lvlText w:val=""/>
+      <w:lvlJc w:val="left"/>
+      <w:pPr>
+        <w:tabs>
+          <w:tab w:val="num" w:pos="720"/>
+        </w:tabs>
+        <w:ind w:left="720" w:hanging="360"/>
+      </w:pPr>
+      <w:rPr>
+        <w:rFonts w:ascii="Symbol" w:hAnsi="Symbol" w:hint="default"/>
+        <w:sz w:val="20"/>
+      </w:rPr>
+    </w:lvl>
+    <w:lvl w:ilvl="1" w:tentative="1">
+      <w:start w:val="1"/>
+      <w:numFmt w:val="bullet"/>
+      <w:lvlText w:val="o"/>
+      <w:lvlJc w:val="left"/>
+      <w:pPr>
+        <w:tabs>
+          <w:tab w:val="num" w:pos="1440"/>
+        </w:tabs>
+        <w:ind w:left="1440" w:hanging="360"/>
+      </w:pPr>
+      <w:rPr>
+        <w:rFonts w:ascii="Courier New" w:hAnsi="Courier New" w:hint="default"/>
+        <w:sz w:val="20"/>
+      </w:rPr>
+    </w:lvl>
+    <w:lvl w:ilvl="2" w:tentative="1">
+      <w:start w:val="1"/>
+      <w:numFmt w:val="bullet"/>
+      <w:lvlText w:val=""/>
+      <w:lvlJc w:val="left"/>
+      <w:pPr>
+        <w:tabs>
+          <w:tab w:val="num" w:pos="2160"/>
+        </w:tabs>
+        <w:ind w:left="2160" w:hanging="360"/>
+      </w:pPr>
+      <w:rPr>
+        <w:rFonts w:ascii="Wingdings" w:hAnsi="Wingdings" w:hint="default"/>
+        <w:sz w:val="20"/>
+      </w:rPr>
+    </w:lvl>
+    <w:lvl w:ilvl="3" w:tentative="1">
+      <w:start w:val="1"/>
+      <w:numFmt w:val="bullet"/>
+      <w:lvlText w:val=""/>
+      <w:lvlJc w:val="left"/>
+      <w:pPr>
+        <w:tabs>
+          <w:tab w:val="num" w:pos="2880"/>
+        </w:tabs>
+        <w:ind w:left="2880" w:hanging="360"/>
+      </w:pPr>
+      <w:rPr>
+        <w:rFonts w:ascii="Wingdings" w:hAnsi="Wingdings" w:hint="default"/>
+        <w:sz w:val="20"/>
+      </w:rPr>
+    </w:lvl>
+    <w:lvl w:ilvl="4" w:tentative="1">
+      <w:start w:val="1"/>
+      <w:numFmt w:val="bullet"/>
+      <w:lvlText w:val=""/>
+      <w:lvlJc w:val="left"/>
+      <w:pPr>
+        <w:tabs>
+          <w:tab w:val="num" w:pos="3600"/>
+        </w:tabs>
+        <w:ind w:left="3600" w:hanging="360"/>
+      </w:pPr>
+      <w:rPr>
+        <w:rFonts w:ascii="Wingdings" w:hAnsi="Wingdings" w:hint="default"/>
+        <w:sz w:val="20"/>
+      </w:rPr>
+    </w:lvl>
+    <w:lvl w:ilvl="5" w:tentative="1">
+      <w:start w:val="1"/>
+      <w:numFmt w:val="bullet"/>
+      <w:lvlText w:val=""/>
+      <w:lvlJc w:val="left"/>
+      <w:pPr>
+        <w:tabs>
+          <w:tab w:val="num" w:pos="4320"/>
+        </w:tabs>
+        <w:ind w:left="4320" w:hanging="360"/>
+      </w:pPr>
+      <w:rPr>
+        <w:rFonts w:ascii="Wingdings" w:hAnsi="Wingdings" w:hint="default"/>
+        <w:sz w:val="20"/>
+      </w:rPr>
+    </w:lvl>
+    <w:lvl w:ilvl="6" w:tentative="1">
+      <w:start w:val="1"/>
+      <w:numFmt w:val="bullet"/>
+      <w:lvlText w:val=""/>
+      <w:lvlJc w:val="left"/>
+      <w:pPr>
+        <w:tabs>
+          <w:tab w:val="num" w:pos="5040"/>
+        </w:tabs>
+        <w:ind w:left="5040" w:hanging="360"/>
+      </w:pPr>
+      <w:rPr>
+        <w:rFonts w:ascii="Wingdings" w:hAnsi="Wingdings" w:hint="default"/>
+        <w:sz w:val="20"/>
+      </w:rPr>
+    </w:lvl>
+    <w:lvl w:ilvl="7" w:tentative="1">
+      <w:start w:val="1"/>
+      <w:numFmt w:val="bullet"/>
+      <w:lvlText w:val=""/>
+      <w:lvlJc w:val="left"/>
+      <w:pPr>
+        <w:tabs>
+          <w:tab w:val="num" w:pos="5760"/>
+        </w:tabs>
+        <w:ind w:left="5760" w:hanging="360"/>
+      </w:pPr>
+      <w:rPr>
+        <w:rFonts w:ascii="Wingdings" w:hAnsi="Wingdings" w:hint="default"/>
+        <w:sz w:val="20"/>
+      </w:rPr>
+    </w:lvl>
+    <w:lvl w:ilvl="8" w:tentative="1">
+      <w:start w:val="1"/>
+      <w:numFmt w:val="bullet"/>
+      <w:lvlText w:val=""/>
+      <w:lvlJc w:val="left"/>
+      <w:pPr>
+        <w:tabs>
+          <w:tab w:val="num" w:pos="6480"/>
+        </w:tabs>
+        <w:ind w:left="6480" w:hanging="360"/>
+      </w:pPr>
+      <w:rPr>
+        <w:rFonts w:ascii="Wingdings" w:hAnsi="Wingdings" w:hint="default"/>
+        <w:sz w:val="20"/>
+      </w:rPr>
+    </w:lvl>
+  </w:abstractNum>
+  <w:abstractNum w:abstractNumId="8" w15:restartNumberingAfterBreak="0">
+    <w:nsid w:val="54020ABB"/>
+    <w:multiLevelType w:val="multilevel"/>
+    <w:tmpl w:val="C666D6C0"/>
+    <w:lvl w:ilvl="0">
+      <w:start w:val="1"/>
+      <w:numFmt w:val="bullet"/>
+      <w:lvlText w:val=""/>
+      <w:lvlJc w:val="left"/>
+      <w:pPr>
+        <w:tabs>
+          <w:tab w:val="num" w:pos="720"/>
+        </w:tabs>
+        <w:ind w:left="720" w:hanging="360"/>
+      </w:pPr>
+      <w:rPr>
+        <w:rFonts w:ascii="Symbol" w:hAnsi="Symbol" w:hint="default"/>
+        <w:sz w:val="20"/>
+      </w:rPr>
+    </w:lvl>
+    <w:lvl w:ilvl="1" w:tentative="1">
+      <w:start w:val="1"/>
+      <w:numFmt w:val="bullet"/>
+      <w:lvlText w:val="o"/>
+      <w:lvlJc w:val="left"/>
+      <w:pPr>
+        <w:tabs>
+          <w:tab w:val="num" w:pos="1440"/>
+        </w:tabs>
+        <w:ind w:left="1440" w:hanging="360"/>
+      </w:pPr>
+      <w:rPr>
+        <w:rFonts w:ascii="Courier New" w:hAnsi="Courier New" w:hint="default"/>
+        <w:sz w:val="20"/>
+      </w:rPr>
+    </w:lvl>
+    <w:lvl w:ilvl="2" w:tentative="1">
+      <w:start w:val="1"/>
+      <w:numFmt w:val="bullet"/>
+      <w:lvlText w:val=""/>
+      <w:lvlJc w:val="left"/>
+      <w:pPr>
+        <w:tabs>
+          <w:tab w:val="num" w:pos="2160"/>
+        </w:tabs>
+        <w:ind w:left="2160" w:hanging="360"/>
+      </w:pPr>
+      <w:rPr>
+        <w:rFonts w:ascii="Wingdings" w:hAnsi="Wingdings" w:hint="default"/>
+        <w:sz w:val="20"/>
+      </w:rPr>
+    </w:lvl>
+    <w:lvl w:ilvl="3" w:tentative="1">
+      <w:start w:val="1"/>
+      <w:numFmt w:val="bullet"/>
+      <w:lvlText w:val=""/>
+      <w:lvlJc w:val="left"/>
+      <w:pPr>
+        <w:tabs>
+          <w:tab w:val="num" w:pos="2880"/>
+        </w:tabs>
+        <w:ind w:left="2880" w:hanging="360"/>
+      </w:pPr>
+      <w:rPr>
+        <w:rFonts w:ascii="Wingdings" w:hAnsi="Wingdings" w:hint="default"/>
+        <w:sz w:val="20"/>
+      </w:rPr>
+    </w:lvl>
+    <w:lvl w:ilvl="4" w:tentative="1">
+      <w:start w:val="1"/>
+      <w:numFmt w:val="bullet"/>
+      <w:lvlText w:val=""/>
+      <w:lvlJc w:val="left"/>
+      <w:pPr>
+        <w:tabs>
+          <w:tab w:val="num" w:pos="3600"/>
+        </w:tabs>
+        <w:ind w:left="3600" w:hanging="360"/>
+      </w:pPr>
+      <w:rPr>
+        <w:rFonts w:ascii="Wingdings" w:hAnsi="Wingdings" w:hint="default"/>
+        <w:sz w:val="20"/>
+      </w:rPr>
+    </w:lvl>
+    <w:lvl w:ilvl="5" w:tentative="1">
+      <w:start w:val="1"/>
+      <w:numFmt w:val="bullet"/>
+      <w:lvlText w:val=""/>
+      <w:lvlJc w:val="left"/>
+      <w:pPr>
+        <w:tabs>
+          <w:tab w:val="num" w:pos="4320"/>
+        </w:tabs>
+        <w:ind w:left="4320" w:hanging="360"/>
+      </w:pPr>
+      <w:rPr>
+        <w:rFonts w:ascii="Wingdings" w:hAnsi="Wingdings" w:hint="default"/>
+        <w:sz w:val="20"/>
+      </w:rPr>
+    </w:lvl>
+    <w:lvl w:ilvl="6" w:tentative="1">
+      <w:start w:val="1"/>
+      <w:numFmt w:val="bullet"/>
+      <w:lvlText w:val=""/>
+      <w:lvlJc w:val="left"/>
+      <w:pPr>
+        <w:tabs>
+          <w:tab w:val="num" w:pos="5040"/>
+        </w:tabs>
+        <w:ind w:left="5040" w:hanging="360"/>
+      </w:pPr>
+      <w:rPr>
+        <w:rFonts w:ascii="Wingdings" w:hAnsi="Wingdings" w:hint="default"/>
+        <w:sz w:val="20"/>
+      </w:rPr>
+    </w:lvl>
+    <w:lvl w:ilvl="7" w:tentative="1">
+      <w:start w:val="1"/>
+      <w:numFmt w:val="bullet"/>
+      <w:lvlText w:val=""/>
+      <w:lvlJc w:val="left"/>
+      <w:pPr>
+        <w:tabs>
+          <w:tab w:val="num" w:pos="5760"/>
+        </w:tabs>
+        <w:ind w:left="5760" w:hanging="360"/>
+      </w:pPr>
+      <w:rPr>
+        <w:rFonts w:ascii="Wingdings" w:hAnsi="Wingdings" w:hint="default"/>
+        <w:sz w:val="20"/>
+      </w:rPr>
+    </w:lvl>
+    <w:lvl w:ilvl="8" w:tentative="1">
+      <w:start w:val="1"/>
+      <w:numFmt w:val="bullet"/>
+      <w:lvlText w:val=""/>
+      <w:lvlJc w:val="left"/>
+      <w:pPr>
+        <w:tabs>
+          <w:tab w:val="num" w:pos="6480"/>
+        </w:tabs>
+        <w:ind w:left="6480" w:hanging="360"/>
+      </w:pPr>
+      <w:rPr>
+        <w:rFonts w:ascii="Wingdings" w:hAnsi="Wingdings" w:hint="default"/>
+        <w:sz w:val="20"/>
+      </w:rPr>
+    </w:lvl>
+  </w:abstractNum>
+  <w:abstractNum w:abstractNumId="9" w15:restartNumberingAfterBreak="0">
+    <w:nsid w:val="55B12BDE"/>
+    <w:multiLevelType w:val="hybridMultilevel"/>
+    <w:tmpl w:val="2856C922"/>
+    <w:lvl w:ilvl="0" w:tplc="04160001">
+      <w:start w:val="1"/>
+      <w:numFmt w:val="bullet"/>
+      <w:lvlText w:val=""/>
+      <w:lvlJc w:val="left"/>
+      <w:pPr>
+        <w:ind w:left="990" w:hanging="360"/>
+      </w:pPr>
+      <w:rPr>
+        <w:rFonts w:ascii="Symbol" w:hAnsi="Symbol" w:hint="default"/>
+      </w:rPr>
+    </w:lvl>
+    <w:lvl w:ilvl="1" w:tplc="04160003" w:tentative="1">
+      <w:start w:val="1"/>
+      <w:numFmt w:val="bullet"/>
+      <w:lvlText w:val="o"/>
+      <w:lvlJc w:val="left"/>
+      <w:pPr>
+        <w:ind w:left="1710" w:hanging="360"/>
+      </w:pPr>
+      <w:rPr>
+        <w:rFonts w:ascii="Courier New" w:hAnsi="Courier New" w:cs="Courier New" w:hint="default"/>
+      </w:rPr>
+    </w:lvl>
+    <w:lvl w:ilvl="2" w:tplc="04160005" w:tentative="1">
+      <w:start w:val="1"/>
+      <w:numFmt w:val="bullet"/>
+      <w:lvlText w:val=""/>
+      <w:lvlJc w:val="left"/>
+      <w:pPr>
+        <w:ind w:left="2430" w:hanging="360"/>
+      </w:pPr>
+      <w:rPr>
+        <w:rFonts w:ascii="Wingdings" w:hAnsi="Wingdings" w:hint="default"/>
+      </w:rPr>
+    </w:lvl>
+    <w:lvl w:ilvl="3" w:tplc="04160001" w:tentative="1">
+      <w:start w:val="1"/>
+      <w:numFmt w:val="bullet"/>
+      <w:lvlText w:val=""/>
+      <w:lvlJc w:val="left"/>
+      <w:pPr>
+        <w:ind w:left="3150" w:hanging="360"/>
+      </w:pPr>
+      <w:rPr>
+        <w:rFonts w:ascii="Symbol" w:hAnsi="Symbol" w:hint="default"/>
+      </w:rPr>
+    </w:lvl>
+    <w:lvl w:ilvl="4" w:tplc="04160003" w:tentative="1">
+      <w:start w:val="1"/>
+      <w:numFmt w:val="bullet"/>
+      <w:lvlText w:val="o"/>
+      <w:lvlJc w:val="left"/>
+      <w:pPr>
+        <w:ind w:left="3870" w:hanging="360"/>
+      </w:pPr>
+      <w:rPr>
+        <w:rFonts w:ascii="Courier New" w:hAnsi="Courier New" w:cs="Courier New" w:hint="default"/>
+      </w:rPr>
+    </w:lvl>
+    <w:lvl w:ilvl="5" w:tplc="04160005" w:tentative="1">
+      <w:start w:val="1"/>
+      <w:numFmt w:val="bullet"/>
+      <w:lvlText w:val=""/>
+      <w:lvlJc w:val="left"/>
+      <w:pPr>
+        <w:ind w:left="4590" w:hanging="360"/>
+      </w:pPr>
+      <w:rPr>
+        <w:rFonts w:ascii="Wingdings" w:hAnsi="Wingdings" w:hint="default"/>
+      </w:rPr>
+    </w:lvl>
+    <w:lvl w:ilvl="6" w:tplc="04160001" w:tentative="1">
+      <w:start w:val="1"/>
+      <w:numFmt w:val="bullet"/>
+      <w:lvlText w:val=""/>
+      <w:lvlJc w:val="left"/>
+      <w:pPr>
+        <w:ind w:left="5310" w:hanging="360"/>
+      </w:pPr>
+      <w:rPr>
+        <w:rFonts w:ascii="Symbol" w:hAnsi="Symbol" w:hint="default"/>
+      </w:rPr>
+    </w:lvl>
+    <w:lvl w:ilvl="7" w:tplc="04160003" w:tentative="1">
+      <w:start w:val="1"/>
+      <w:numFmt w:val="bullet"/>
+      <w:lvlText w:val="o"/>
+      <w:lvlJc w:val="left"/>
+      <w:pPr>
+        <w:ind w:left="6030" w:hanging="360"/>
+      </w:pPr>
+      <w:rPr>
+        <w:rFonts w:ascii="Courier New" w:hAnsi="Courier New" w:cs="Courier New" w:hint="default"/>
+      </w:rPr>
+    </w:lvl>
+    <w:lvl w:ilvl="8" w:tplc="04160005" w:tentative="1">
+      <w:start w:val="1"/>
+      <w:numFmt w:val="bullet"/>
+      <w:lvlText w:val=""/>
+      <w:lvlJc w:val="left"/>
+      <w:pPr>
+        <w:ind w:left="6750" w:hanging="360"/>
+      </w:pPr>
+      <w:rPr>
+        <w:rFonts w:ascii="Wingdings" w:hAnsi="Wingdings" w:hint="default"/>
+      </w:rPr>
+    </w:lvl>
+  </w:abstractNum>
+  <w:abstractNum w:abstractNumId="10" w15:restartNumberingAfterBreak="0">
+    <w:nsid w:val="57911DC6"/>
+    <w:multiLevelType w:val="multilevel"/>
+    <w:tmpl w:val="E862A50A"/>
+    <w:lvl w:ilvl="0">
+      <w:start w:val="1"/>
+      <w:numFmt w:val="bullet"/>
+      <w:lvlText w:val=""/>
+      <w:lvlJc w:val="left"/>
+      <w:pPr>
+        <w:tabs>
+          <w:tab w:val="num" w:pos="720"/>
+        </w:tabs>
+        <w:ind w:left="720" w:hanging="360"/>
+      </w:pPr>
+      <w:rPr>
+        <w:rFonts w:ascii="Symbol" w:hAnsi="Symbol" w:hint="default"/>
+        <w:sz w:val="20"/>
+      </w:rPr>
+    </w:lvl>
+    <w:lvl w:ilvl="1" w:tentative="1">
+      <w:start w:val="1"/>
+      <w:numFmt w:val="bullet"/>
+      <w:lvlText w:val="o"/>
+      <w:lvlJc w:val="left"/>
+      <w:pPr>
+        <w:tabs>
+          <w:tab w:val="num" w:pos="1440"/>
+        </w:tabs>
+        <w:ind w:left="1440" w:hanging="360"/>
+      </w:pPr>
+      <w:rPr>
+        <w:rFonts w:ascii="Courier New" w:hAnsi="Courier New" w:hint="default"/>
+        <w:sz w:val="20"/>
+      </w:rPr>
+    </w:lvl>
+    <w:lvl w:ilvl="2" w:tentative="1">
+      <w:start w:val="1"/>
+      <w:numFmt w:val="bullet"/>
+      <w:lvlText w:val=""/>
+      <w:lvlJc w:val="left"/>
+      <w:pPr>
+        <w:tabs>
+          <w:tab w:val="num" w:pos="2160"/>
+        </w:tabs>
+        <w:ind w:left="2160" w:hanging="360"/>
+      </w:pPr>
+      <w:rPr>
+        <w:rFonts w:ascii="Wingdings" w:hAnsi="Wingdings" w:hint="default"/>
+        <w:sz w:val="20"/>
+      </w:rPr>
+    </w:lvl>
+    <w:lvl w:ilvl="3" w:tentative="1">
+      <w:start w:val="1"/>
+      <w:numFmt w:val="bullet"/>
+      <w:lvlText w:val=""/>
+      <w:lvlJc w:val="left"/>
+      <w:pPr>
+        <w:tabs>
+          <w:tab w:val="num" w:pos="2880"/>
+        </w:tabs>
+        <w:ind w:left="2880" w:hanging="360"/>
+      </w:pPr>
+      <w:rPr>
+        <w:rFonts w:ascii="Wingdings" w:hAnsi="Wingdings" w:hint="default"/>
+        <w:sz w:val="20"/>
+      </w:rPr>
+    </w:lvl>
+    <w:lvl w:ilvl="4" w:tentative="1">
+      <w:start w:val="1"/>
+      <w:numFmt w:val="bullet"/>
+      <w:lvlText w:val=""/>
+      <w:lvlJc w:val="left"/>
+      <w:pPr>
+        <w:tabs>
+          <w:tab w:val="num" w:pos="3600"/>
+        </w:tabs>
+        <w:ind w:left="3600" w:hanging="360"/>
+      </w:pPr>
+      <w:rPr>
+        <w:rFonts w:ascii="Wingdings" w:hAnsi="Wingdings" w:hint="default"/>
+        <w:sz w:val="20"/>
+      </w:rPr>
+    </w:lvl>
+    <w:lvl w:ilvl="5" w:tentative="1">
+      <w:start w:val="1"/>
+      <w:numFmt w:val="bullet"/>
+      <w:lvlText w:val=""/>
+      <w:lvlJc w:val="left"/>
+      <w:pPr>
+        <w:tabs>
+          <w:tab w:val="num" w:pos="4320"/>
+        </w:tabs>
+        <w:ind w:left="4320" w:hanging="360"/>
+      </w:pPr>
+      <w:rPr>
+        <w:rFonts w:ascii="Wingdings" w:hAnsi="Wingdings" w:hint="default"/>
+        <w:sz w:val="20"/>
+      </w:rPr>
+    </w:lvl>
+    <w:lvl w:ilvl="6" w:tentative="1">
+      <w:start w:val="1"/>
+      <w:numFmt w:val="bullet"/>
+      <w:lvlText w:val=""/>
+      <w:lvlJc w:val="left"/>
+      <w:pPr>
+        <w:tabs>
+          <w:tab w:val="num" w:pos="5040"/>
+        </w:tabs>
+        <w:ind w:left="5040" w:hanging="360"/>
+      </w:pPr>
+      <w:rPr>
+        <w:rFonts w:ascii="Wingdings" w:hAnsi="Wingdings" w:hint="default"/>
+        <w:sz w:val="20"/>
+      </w:rPr>
+    </w:lvl>
+    <w:lvl w:ilvl="7" w:tentative="1">
+      <w:start w:val="1"/>
+      <w:numFmt w:val="bullet"/>
+      <w:lvlText w:val=""/>
+      <w:lvlJc w:val="left"/>
+      <w:pPr>
+        <w:tabs>
+          <w:tab w:val="num" w:pos="5760"/>
+        </w:tabs>
+        <w:ind w:left="5760" w:hanging="360"/>
+      </w:pPr>
+      <w:rPr>
+        <w:rFonts w:ascii="Wingdings" w:hAnsi="Wingdings" w:hint="default"/>
+        <w:sz w:val="20"/>
+      </w:rPr>
+    </w:lvl>
+    <w:lvl w:ilvl="8" w:tentative="1">
+      <w:start w:val="1"/>
+      <w:numFmt w:val="bullet"/>
+      <w:lvlText w:val=""/>
+      <w:lvlJc w:val="left"/>
+      <w:pPr>
+        <w:tabs>
+          <w:tab w:val="num" w:pos="6480"/>
+        </w:tabs>
+        <w:ind w:left="6480" w:hanging="360"/>
+      </w:pPr>
+      <w:rPr>
+        <w:rFonts w:ascii="Wingdings" w:hAnsi="Wingdings" w:hint="default"/>
+        <w:sz w:val="20"/>
+      </w:rPr>
+    </w:lvl>
+  </w:abstractNum>
+  <w:abstractNum w:abstractNumId="11" w15:restartNumberingAfterBreak="0">
+    <w:nsid w:val="59B36A61"/>
+    <w:multiLevelType w:val="multilevel"/>
+    <w:tmpl w:val="D8329474"/>
+    <w:lvl w:ilvl="0">
+      <w:start w:val="1"/>
+      <w:numFmt w:val="bullet"/>
+      <w:lvlText w:val=""/>
+      <w:lvlJc w:val="left"/>
+      <w:pPr>
+        <w:tabs>
+          <w:tab w:val="num" w:pos="720"/>
+        </w:tabs>
+        <w:ind w:left="720" w:hanging="360"/>
+      </w:pPr>
+      <w:rPr>
+        <w:rFonts w:ascii="Symbol" w:hAnsi="Symbol" w:hint="default"/>
+        <w:sz w:val="20"/>
+      </w:rPr>
+    </w:lvl>
+    <w:lvl w:ilvl="1" w:tentative="1">
+      <w:start w:val="1"/>
+      <w:numFmt w:val="bullet"/>
+      <w:lvlText w:val="o"/>
+      <w:lvlJc w:val="left"/>
+      <w:pPr>
+        <w:tabs>
+          <w:tab w:val="num" w:pos="1440"/>
+        </w:tabs>
+        <w:ind w:left="1440" w:hanging="360"/>
+      </w:pPr>
+      <w:rPr>
+        <w:rFonts w:ascii="Courier New" w:hAnsi="Courier New" w:hint="default"/>
+        <w:sz w:val="20"/>
+      </w:rPr>
+    </w:lvl>
+    <w:lvl w:ilvl="2" w:tentative="1">
+      <w:start w:val="1"/>
+      <w:numFmt w:val="bullet"/>
+      <w:lvlText w:val=""/>
+      <w:lvlJc w:val="left"/>
+      <w:pPr>
+        <w:tabs>
+          <w:tab w:val="num" w:pos="2160"/>
+        </w:tabs>
+        <w:ind w:left="2160" w:hanging="360"/>
+      </w:pPr>
+      <w:rPr>
+        <w:rFonts w:ascii="Wingdings" w:hAnsi="Wingdings" w:hint="default"/>
+        <w:sz w:val="20"/>
+      </w:rPr>
+    </w:lvl>
+    <w:lvl w:ilvl="3" w:tentative="1">
+      <w:start w:val="1"/>
+      <w:numFmt w:val="bullet"/>
+      <w:lvlText w:val=""/>
+      <w:lvlJc w:val="left"/>
+      <w:pPr>
+        <w:tabs>
+          <w:tab w:val="num" w:pos="2880"/>
+        </w:tabs>
+        <w:ind w:left="2880" w:hanging="360"/>
+      </w:pPr>
+      <w:rPr>
+        <w:rFonts w:ascii="Wingdings" w:hAnsi="Wingdings" w:hint="default"/>
+        <w:sz w:val="20"/>
+      </w:rPr>
+    </w:lvl>
+    <w:lvl w:ilvl="4" w:tentative="1">
+      <w:start w:val="1"/>
+      <w:numFmt w:val="bullet"/>
+      <w:lvlText w:val=""/>
+      <w:lvlJc w:val="left"/>
+      <w:pPr>
+        <w:tabs>
+          <w:tab w:val="num" w:pos="3600"/>
+        </w:tabs>
+        <w:ind w:left="3600" w:hanging="360"/>
+      </w:pPr>
+      <w:rPr>
+        <w:rFonts w:ascii="Wingdings" w:hAnsi="Wingdings" w:hint="default"/>
+        <w:sz w:val="20"/>
+      </w:rPr>
+    </w:lvl>
+    <w:lvl w:ilvl="5" w:tentative="1">
+      <w:start w:val="1"/>
+      <w:numFmt w:val="bullet"/>
+      <w:lvlText w:val=""/>
+      <w:lvlJc w:val="left"/>
+      <w:pPr>
+        <w:tabs>
+          <w:tab w:val="num" w:pos="4320"/>
+        </w:tabs>
+        <w:ind w:left="4320" w:hanging="360"/>
+      </w:pPr>
+      <w:rPr>
+        <w:rFonts w:ascii="Wingdings" w:hAnsi="Wingdings" w:hint="default"/>
+        <w:sz w:val="20"/>
+      </w:rPr>
+    </w:lvl>
+    <w:lvl w:ilvl="6" w:tentative="1">
+      <w:start w:val="1"/>
+      <w:numFmt w:val="bullet"/>
+      <w:lvlText w:val=""/>
+      <w:lvlJc w:val="left"/>
+      <w:pPr>
+        <w:tabs>
+          <w:tab w:val="num" w:pos="5040"/>
+        </w:tabs>
+        <w:ind w:left="5040" w:hanging="360"/>
+      </w:pPr>
+      <w:rPr>
+        <w:rFonts w:ascii="Wingdings" w:hAnsi="Wingdings" w:hint="default"/>
+        <w:sz w:val="20"/>
+      </w:rPr>
+    </w:lvl>
+    <w:lvl w:ilvl="7" w:tentative="1">
+      <w:start w:val="1"/>
+      <w:numFmt w:val="bullet"/>
+      <w:lvlText w:val=""/>
+      <w:lvlJc w:val="left"/>
+      <w:pPr>
+        <w:tabs>
+          <w:tab w:val="num" w:pos="5760"/>
+        </w:tabs>
+        <w:ind w:left="5760" w:hanging="360"/>
+      </w:pPr>
+      <w:rPr>
+        <w:rFonts w:ascii="Wingdings" w:hAnsi="Wingdings" w:hint="default"/>
+        <w:sz w:val="20"/>
+      </w:rPr>
+    </w:lvl>
+    <w:lvl w:ilvl="8" w:tentative="1">
+      <w:start w:val="1"/>
+      <w:numFmt w:val="bullet"/>
+      <w:lvlText w:val=""/>
+      <w:lvlJc w:val="left"/>
+      <w:pPr>
+        <w:tabs>
+          <w:tab w:val="num" w:pos="6480"/>
+        </w:tabs>
+        <w:ind w:left="6480" w:hanging="360"/>
+      </w:pPr>
+      <w:rPr>
+        <w:rFonts w:ascii="Wingdings" w:hAnsi="Wingdings" w:hint="default"/>
+        <w:sz w:val="20"/>
+      </w:rPr>
+    </w:lvl>
+  </w:abstractNum>
+  <w:abstractNum w:abstractNumId="12" w15:restartNumberingAfterBreak="0">
+    <w:nsid w:val="5F1D1630"/>
+    <w:multiLevelType w:val="hybridMultilevel"/>
+    <w:tmpl w:val="D440156C"/>
+    <w:lvl w:ilvl="0" w:tplc="04160001">
+      <w:start w:val="1"/>
+      <w:numFmt w:val="bullet"/>
+      <w:lvlText w:val=""/>
+      <w:lvlJc w:val="left"/>
+      <w:pPr>
+        <w:ind w:left="720" w:hanging="360"/>
+      </w:pPr>
+      <w:rPr>
+        <w:rFonts w:ascii="Symbol" w:hAnsi="Symbol" w:hint="default"/>
+      </w:rPr>
+    </w:lvl>
+    <w:lvl w:ilvl="1" w:tplc="04160003" w:tentative="1">
+      <w:start w:val="1"/>
+      <w:numFmt w:val="bullet"/>
+      <w:lvlText w:val="o"/>
+      <w:lvlJc w:val="left"/>
+      <w:pPr>
+        <w:ind w:left="1440" w:hanging="360"/>
+      </w:pPr>
+      <w:rPr>
+        <w:rFonts w:ascii="Courier New" w:hAnsi="Courier New" w:cs="Courier New" w:hint="default"/>
+      </w:rPr>
+    </w:lvl>
+    <w:lvl w:ilvl="2" w:tplc="04160005" w:tentative="1">
+      <w:start w:val="1"/>
+      <w:numFmt w:val="bullet"/>
+      <w:lvlText w:val=""/>
+      <w:lvlJc w:val="left"/>
+      <w:pPr>
+        <w:ind w:left="2160" w:hanging="360"/>
+      </w:pPr>
+      <w:rPr>
+        <w:rFonts w:ascii="Wingdings" w:hAnsi="Wingdings" w:hint="default"/>
+      </w:rPr>
+    </w:lvl>
+    <w:lvl w:ilvl="3" w:tplc="04160001" w:tentative="1">
+      <w:start w:val="1"/>
+      <w:numFmt w:val="bullet"/>
+      <w:lvlText w:val=""/>
+      <w:lvlJc w:val="left"/>
+      <w:pPr>
+        <w:ind w:left="2880" w:hanging="360"/>
+      </w:pPr>
+      <w:rPr>
+        <w:rFonts w:ascii="Symbol" w:hAnsi="Symbol" w:hint="default"/>
+      </w:rPr>
+    </w:lvl>
+    <w:lvl w:ilvl="4" w:tplc="04160003" w:tentative="1">
+      <w:start w:val="1"/>
+      <w:numFmt w:val="bullet"/>
+      <w:lvlText w:val="o"/>
+      <w:lvlJc w:val="left"/>
+      <w:pPr>
+        <w:ind w:left="3600" w:hanging="360"/>
+      </w:pPr>
+      <w:rPr>
+        <w:rFonts w:ascii="Courier New" w:hAnsi="Courier New" w:cs="Courier New" w:hint="default"/>
+      </w:rPr>
+    </w:lvl>
+    <w:lvl w:ilvl="5" w:tplc="04160005" w:tentative="1">
+      <w:start w:val="1"/>
+      <w:numFmt w:val="bullet"/>
+      <w:lvlText w:val=""/>
+      <w:lvlJc w:val="left"/>
+      <w:pPr>
+        <w:ind w:left="4320" w:hanging="360"/>
+      </w:pPr>
+      <w:rPr>
+        <w:rFonts w:ascii="Wingdings" w:hAnsi="Wingdings" w:hint="default"/>
+      </w:rPr>
+    </w:lvl>
+    <w:lvl w:ilvl="6" w:tplc="04160001" w:tentative="1">
+      <w:start w:val="1"/>
+      <w:numFmt w:val="bullet"/>
+      <w:lvlText w:val=""/>
+      <w:lvlJc w:val="left"/>
+      <w:pPr>
+        <w:ind w:left="5040" w:hanging="360"/>
+      </w:pPr>
+      <w:rPr>
+        <w:rFonts w:ascii="Symbol" w:hAnsi="Symbol" w:hint="default"/>
+      </w:rPr>
+    </w:lvl>
+    <w:lvl w:ilvl="7" w:tplc="04160003" w:tentative="1">
+      <w:start w:val="1"/>
+      <w:numFmt w:val="bullet"/>
+      <w:lvlText w:val="o"/>
+      <w:lvlJc w:val="left"/>
+      <w:pPr>
+        <w:ind w:left="5760" w:hanging="360"/>
+      </w:pPr>
+      <w:rPr>
+        <w:rFonts w:ascii="Courier New" w:hAnsi="Courier New" w:cs="Courier New" w:hint="default"/>
+      </w:rPr>
+    </w:lvl>
+    <w:lvl w:ilvl="8" w:tplc="04160005" w:tentative="1">
+      <w:start w:val="1"/>
+      <w:numFmt w:val="bullet"/>
+      <w:lvlText w:val=""/>
+      <w:lvlJc w:val="left"/>
+      <w:pPr>
+        <w:ind w:left="6480" w:hanging="360"/>
+      </w:pPr>
+      <w:rPr>
+        <w:rFonts w:ascii="Wingdings" w:hAnsi="Wingdings" w:hint="default"/>
+      </w:rPr>
+    </w:lvl>
+  </w:abstractNum>
+  <w:abstractNum w:abstractNumId="13" w15:restartNumberingAfterBreak="0">
+    <w:nsid w:val="66981DA3"/>
+    <w:multiLevelType w:val="hybridMultilevel"/>
+    <w:tmpl w:val="6ADC1B84"/>
+    <w:lvl w:ilvl="0" w:tplc="04160001">
+      <w:start w:val="1"/>
+      <w:numFmt w:val="bullet"/>
+      <w:lvlText w:val=""/>
+      <w:lvlJc w:val="left"/>
+      <w:pPr>
+        <w:ind w:left="885" w:hanging="360"/>
+      </w:pPr>
+      <w:rPr>
+        <w:rFonts w:ascii="Symbol" w:hAnsi="Symbol" w:hint="default"/>
+      </w:rPr>
+    </w:lvl>
+    <w:lvl w:ilvl="1" w:tplc="04160003" w:tentative="1">
+      <w:start w:val="1"/>
+      <w:numFmt w:val="bullet"/>
+      <w:lvlText w:val="o"/>
+      <w:lvlJc w:val="left"/>
+      <w:pPr>
+        <w:ind w:left="1605" w:hanging="360"/>
+      </w:pPr>
+      <w:rPr>
+        <w:rFonts w:ascii="Courier New" w:hAnsi="Courier New" w:cs="Courier New" w:hint="default"/>
+      </w:rPr>
+    </w:lvl>
+    <w:lvl w:ilvl="2" w:tplc="04160005" w:tentative="1">
+      <w:start w:val="1"/>
+      <w:numFmt w:val="bullet"/>
+      <w:lvlText w:val=""/>
+      <w:lvlJc w:val="left"/>
+      <w:pPr>
+        <w:ind w:left="2325" w:hanging="360"/>
+      </w:pPr>
+      <w:rPr>
+        <w:rFonts w:ascii="Wingdings" w:hAnsi="Wingdings" w:hint="default"/>
+      </w:rPr>
+    </w:lvl>
+    <w:lvl w:ilvl="3" w:tplc="04160001" w:tentative="1">
+      <w:start w:val="1"/>
+      <w:numFmt w:val="bullet"/>
+      <w:lvlText w:val=""/>
+      <w:lvlJc w:val="left"/>
+      <w:pPr>
+        <w:ind w:left="3045" w:hanging="360"/>
+      </w:pPr>
+      <w:rPr>
+        <w:rFonts w:ascii="Symbol" w:hAnsi="Symbol" w:hint="default"/>
+      </w:rPr>
+    </w:lvl>
+    <w:lvl w:ilvl="4" w:tplc="04160003" w:tentative="1">
+      <w:start w:val="1"/>
+      <w:numFmt w:val="bullet"/>
+      <w:lvlText w:val="o"/>
+      <w:lvlJc w:val="left"/>
+      <w:pPr>
+        <w:ind w:left="3765" w:hanging="360"/>
+      </w:pPr>
+      <w:rPr>
+        <w:rFonts w:ascii="Courier New" w:hAnsi="Courier New" w:cs="Courier New" w:hint="default"/>
+      </w:rPr>
+    </w:lvl>
+    <w:lvl w:ilvl="5" w:tplc="04160005" w:tentative="1">
+      <w:start w:val="1"/>
+      <w:numFmt w:val="bullet"/>
+      <w:lvlText w:val=""/>
+      <w:lvlJc w:val="left"/>
+      <w:pPr>
+        <w:ind w:left="4485" w:hanging="360"/>
+      </w:pPr>
+      <w:rPr>
+        <w:rFonts w:ascii="Wingdings" w:hAnsi="Wingdings" w:hint="default"/>
+      </w:rPr>
+    </w:lvl>
+    <w:lvl w:ilvl="6" w:tplc="04160001" w:tentative="1">
+      <w:start w:val="1"/>
+      <w:numFmt w:val="bullet"/>
+      <w:lvlText w:val=""/>
+      <w:lvlJc w:val="left"/>
+      <w:pPr>
+        <w:ind w:left="5205" w:hanging="360"/>
+      </w:pPr>
+      <w:rPr>
+        <w:rFonts w:ascii="Symbol" w:hAnsi="Symbol" w:hint="default"/>
+      </w:rPr>
+    </w:lvl>
+    <w:lvl w:ilvl="7" w:tplc="04160003" w:tentative="1">
+      <w:start w:val="1"/>
+      <w:numFmt w:val="bullet"/>
+      <w:lvlText w:val="o"/>
+      <w:lvlJc w:val="left"/>
+      <w:pPr>
+        <w:ind w:left="5925" w:hanging="360"/>
+      </w:pPr>
+      <w:rPr>
+        <w:rFonts w:ascii="Courier New" w:hAnsi="Courier New" w:cs="Courier New" w:hint="default"/>
+      </w:rPr>
+    </w:lvl>
+    <w:lvl w:ilvl="8" w:tplc="04160005" w:tentative="1">
+      <w:start w:val="1"/>
+      <w:numFmt w:val="bullet"/>
+      <w:lvlText w:val=""/>
+      <w:lvlJc w:val="left"/>
+      <w:pPr>
+        <w:ind w:left="6645" w:hanging="360"/>
+      </w:pPr>
+      <w:rPr>
+        <w:rFonts w:ascii="Wingdings" w:hAnsi="Wingdings" w:hint="default"/>
+      </w:rPr>
+    </w:lvl>
+  </w:abstractNum>
+  <w:abstractNum w:abstractNumId="14" w15:restartNumberingAfterBreak="0">
+    <w:nsid w:val="7B3A25EB"/>
+    <w:multiLevelType w:val="multilevel"/>
+    <w:tmpl w:val="DC44B776"/>
+    <w:lvl w:ilvl="0">
+      <w:start w:val="1"/>
+      <w:numFmt w:val="bullet"/>
+      <w:lvlText w:val=""/>
+      <w:lvlJc w:val="left"/>
+      <w:pPr>
+        <w:tabs>
+          <w:tab w:val="num" w:pos="720"/>
+        </w:tabs>
+        <w:ind w:left="720" w:hanging="360"/>
+      </w:pPr>
+      <w:rPr>
+        <w:rFonts w:ascii="Symbol" w:hAnsi="Symbol" w:hint="default"/>
+        <w:sz w:val="20"/>
+      </w:rPr>
+    </w:lvl>
+    <w:lvl w:ilvl="1" w:tentative="1">
+      <w:start w:val="1"/>
+      <w:numFmt w:val="bullet"/>
+      <w:lvlText w:val="o"/>
+      <w:lvlJc w:val="left"/>
+      <w:pPr>
+        <w:tabs>
+          <w:tab w:val="num" w:pos="1440"/>
+        </w:tabs>
+        <w:ind w:left="1440" w:hanging="360"/>
+      </w:pPr>
+      <w:rPr>
+        <w:rFonts w:ascii="Courier New" w:hAnsi="Courier New" w:hint="default"/>
+        <w:sz w:val="20"/>
+      </w:rPr>
+    </w:lvl>
+    <w:lvl w:ilvl="2" w:tentative="1">
+      <w:start w:val="1"/>
+      <w:numFmt w:val="bullet"/>
+      <w:lvlText w:val=""/>
+      <w:lvlJc w:val="left"/>
+      <w:pPr>
+        <w:tabs>
+          <w:tab w:val="num" w:pos="2160"/>
+        </w:tabs>
+        <w:ind w:left="2160" w:hanging="360"/>
+      </w:pPr>
+      <w:rPr>
+        <w:rFonts w:ascii="Wingdings" w:hAnsi="Wingdings" w:hint="default"/>
+        <w:sz w:val="20"/>
+      </w:rPr>
+    </w:lvl>
+    <w:lvl w:ilvl="3" w:tentative="1">
+      <w:start w:val="1"/>
+      <w:numFmt w:val="bullet"/>
+      <w:lvlText w:val=""/>
+      <w:lvlJc w:val="left"/>
+      <w:pPr>
+        <w:tabs>
+          <w:tab w:val="num" w:pos="2880"/>
+        </w:tabs>
+        <w:ind w:left="2880" w:hanging="360"/>
+      </w:pPr>
+      <w:rPr>
+        <w:rFonts w:ascii="Wingdings" w:hAnsi="Wingdings" w:hint="default"/>
+        <w:sz w:val="20"/>
+      </w:rPr>
+    </w:lvl>
+    <w:lvl w:ilvl="4" w:tentative="1">
+      <w:start w:val="1"/>
+      <w:numFmt w:val="bullet"/>
+      <w:lvlText w:val=""/>
+      <w:lvlJc w:val="left"/>
+      <w:pPr>
+        <w:tabs>
+          <w:tab w:val="num" w:pos="3600"/>
+        </w:tabs>
+        <w:ind w:left="3600" w:hanging="360"/>
+      </w:pPr>
+      <w:rPr>
+        <w:rFonts w:ascii="Wingdings" w:hAnsi="Wingdings" w:hint="default"/>
+        <w:sz w:val="20"/>
+      </w:rPr>
+    </w:lvl>
+    <w:lvl w:ilvl="5" w:tentative="1">
+      <w:start w:val="1"/>
+      <w:numFmt w:val="bullet"/>
+      <w:lvlText w:val=""/>
+      <w:lvlJc w:val="left"/>
+      <w:pPr>
+        <w:tabs>
+          <w:tab w:val="num" w:pos="4320"/>
+        </w:tabs>
+        <w:ind w:left="4320" w:hanging="360"/>
+      </w:pPr>
+      <w:rPr>
+        <w:rFonts w:ascii="Wingdings" w:hAnsi="Wingdings" w:hint="default"/>
+        <w:sz w:val="20"/>
+      </w:rPr>
+    </w:lvl>
+    <w:lvl w:ilvl="6" w:tentative="1">
+      <w:start w:val="1"/>
+      <w:numFmt w:val="bullet"/>
+      <w:lvlText w:val=""/>
+      <w:lvlJc w:val="left"/>
+      <w:pPr>
+        <w:tabs>
+          <w:tab w:val="num" w:pos="5040"/>
+        </w:tabs>
+        <w:ind w:left="5040" w:hanging="360"/>
+      </w:pPr>
+      <w:rPr>
+        <w:rFonts w:ascii="Wingdings" w:hAnsi="Wingdings" w:hint="default"/>
+        <w:sz w:val="20"/>
+      </w:rPr>
+    </w:lvl>
+    <w:lvl w:ilvl="7" w:tentative="1">
+      <w:start w:val="1"/>
+      <w:numFmt w:val="bullet"/>
+      <w:lvlText w:val=""/>
+      <w:lvlJc w:val="left"/>
+      <w:pPr>
+        <w:tabs>
+          <w:tab w:val="num" w:pos="5760"/>
+        </w:tabs>
+        <w:ind w:left="5760" w:hanging="360"/>
+      </w:pPr>
+      <w:rPr>
+        <w:rFonts w:ascii="Wingdings" w:hAnsi="Wingdings" w:hint="default"/>
+        <w:sz w:val="20"/>
+      </w:rPr>
+    </w:lvl>
+    <w:lvl w:ilvl="8" w:tentative="1">
+      <w:start w:val="1"/>
+      <w:numFmt w:val="bullet"/>
+      <w:lvlText w:val=""/>
+      <w:lvlJc w:val="left"/>
+      <w:pPr>
+        <w:tabs>
+          <w:tab w:val="num" w:pos="6480"/>
+        </w:tabs>
+        <w:ind w:left="6480" w:hanging="360"/>
+      </w:pPr>
+      <w:rPr>
+        <w:rFonts w:ascii="Wingdings" w:hAnsi="Wingdings" w:hint="default"/>
+        <w:sz w:val="20"/>
+      </w:rPr>
+    </w:lvl>
+  </w:abstractNum>
+  <w:num w:numId="1">
+    <w:abstractNumId w:val="9"/>
+  </w:num>
+  <w:num w:numId="2">
+    <w:abstractNumId w:val="2"/>
+  </w:num>
+  <w:num w:numId="3">
+    <w:abstractNumId w:val="12"/>
+  </w:num>
+  <w:num w:numId="4">
+    <w:abstractNumId w:val="13"/>
+  </w:num>
+  <w:num w:numId="5">
+    <w:abstractNumId w:val="6"/>
+  </w:num>
+  <w:num w:numId="6">
+    <w:abstractNumId w:val="10"/>
+  </w:num>
+  <w:num w:numId="7">
+    <w:abstractNumId w:val="0"/>
+  </w:num>
+  <w:num w:numId="8">
+    <w:abstractNumId w:val="4"/>
+  </w:num>
+  <w:num w:numId="9">
+    <w:abstractNumId w:val="14"/>
+  </w:num>
+  <w:num w:numId="10">
+    <w:abstractNumId w:val="7"/>
+  </w:num>
+  <w:num w:numId="11">
+    <w:abstractNumId w:val="11"/>
+  </w:num>
+  <w:num w:numId="12">
+    <w:abstractNumId w:val="5"/>
+  </w:num>
+  <w:num w:numId="13">
+    <w:abstractNumId w:val="8"/>
+  </w:num>
+  <w:num w:numId="14">
+    <w:abstractNumId w:val="3"/>
+  </w:num>
+  <w:num w:numId="15">
+    <w:abstractNumId w:val="1"/>
+  </w:num>
+</w:numbering>
 </file>
 
 <file path=word/styles.xml><?xml version="1.0" encoding="utf-8"?>
@@ -1120,6 +4117,47 @@
     <w:name w:val="Normal"/>
     <w:qFormat/>
   </w:style>
+  <w:style w:type="paragraph" w:styleId="Ttulo1">
+    <w:name w:val="heading 1"/>
+    <w:basedOn w:val="Normal"/>
+    <w:link w:val="Ttulo1Char"/>
+    <w:uiPriority w:val="9"/>
+    <w:qFormat/>
+    <w:rsid w:val="00CC4E07"/>
+    <w:pPr>
+      <w:spacing w:before="100" w:beforeAutospacing="1" w:after="100" w:afterAutospacing="1" w:line="240" w:lineRule="auto"/>
+      <w:outlineLvl w:val="0"/>
+    </w:pPr>
+    <w:rPr>
+      <w:rFonts w:ascii="Times New Roman" w:eastAsia="Times New Roman" w:hAnsi="Times New Roman" w:cs="Times New Roman"/>
+      <w:b/>
+      <w:bCs/>
+      <w:kern w:val="36"/>
+      <w:sz w:val="48"/>
+      <w:szCs w:val="48"/>
+      <w:lang w:eastAsia="pt-BR"/>
+    </w:rPr>
+  </w:style>
+  <w:style w:type="paragraph" w:styleId="Ttulo2">
+    <w:name w:val="heading 2"/>
+    <w:basedOn w:val="Normal"/>
+    <w:link w:val="Ttulo2Char"/>
+    <w:uiPriority w:val="9"/>
+    <w:qFormat/>
+    <w:rsid w:val="00CC4E07"/>
+    <w:pPr>
+      <w:spacing w:before="100" w:beforeAutospacing="1" w:after="100" w:afterAutospacing="1" w:line="240" w:lineRule="auto"/>
+      <w:outlineLvl w:val="1"/>
+    </w:pPr>
+    <w:rPr>
+      <w:rFonts w:ascii="Times New Roman" w:eastAsia="Times New Roman" w:hAnsi="Times New Roman" w:cs="Times New Roman"/>
+      <w:b/>
+      <w:bCs/>
+      <w:sz w:val="36"/>
+      <w:szCs w:val="36"/>
+      <w:lang w:eastAsia="pt-BR"/>
+    </w:rPr>
+  </w:style>
   <w:style w:type="character" w:default="1" w:styleId="Fontepargpadro">
     <w:name w:val="Default Paragraph Font"/>
     <w:uiPriority w:val="1"/>
@@ -1162,6 +4200,59 @@
       <w:sz w:val="24"/>
       <w:szCs w:val="24"/>
       <w:lang w:eastAsia="pt-BR"/>
+    </w:rPr>
+  </w:style>
+  <w:style w:type="paragraph" w:styleId="PargrafodaLista">
+    <w:name w:val="List Paragraph"/>
+    <w:basedOn w:val="Normal"/>
+    <w:uiPriority w:val="34"/>
+    <w:qFormat/>
+    <w:rsid w:val="009F4604"/>
+    <w:pPr>
+      <w:ind w:left="720"/>
+      <w:contextualSpacing/>
+    </w:pPr>
+  </w:style>
+  <w:style w:type="character" w:customStyle="1" w:styleId="Ttulo1Char">
+    <w:name w:val="Título 1 Char"/>
+    <w:basedOn w:val="Fontepargpadro"/>
+    <w:link w:val="Ttulo1"/>
+    <w:uiPriority w:val="9"/>
+    <w:rsid w:val="00CC4E07"/>
+    <w:rPr>
+      <w:rFonts w:ascii="Times New Roman" w:eastAsia="Times New Roman" w:hAnsi="Times New Roman" w:cs="Times New Roman"/>
+      <w:b/>
+      <w:bCs/>
+      <w:kern w:val="36"/>
+      <w:sz w:val="48"/>
+      <w:szCs w:val="48"/>
+      <w:lang w:eastAsia="pt-BR"/>
+    </w:rPr>
+  </w:style>
+  <w:style w:type="character" w:customStyle="1" w:styleId="Ttulo2Char">
+    <w:name w:val="Título 2 Char"/>
+    <w:basedOn w:val="Fontepargpadro"/>
+    <w:link w:val="Ttulo2"/>
+    <w:uiPriority w:val="9"/>
+    <w:rsid w:val="00CC4E07"/>
+    <w:rPr>
+      <w:rFonts w:ascii="Times New Roman" w:eastAsia="Times New Roman" w:hAnsi="Times New Roman" w:cs="Times New Roman"/>
+      <w:b/>
+      <w:bCs/>
+      <w:sz w:val="36"/>
+      <w:szCs w:val="36"/>
+      <w:lang w:eastAsia="pt-BR"/>
+    </w:rPr>
+  </w:style>
+  <w:style w:type="character" w:styleId="Forte">
+    <w:name w:val="Strong"/>
+    <w:basedOn w:val="Fontepargpadro"/>
+    <w:uiPriority w:val="22"/>
+    <w:qFormat/>
+    <w:rsid w:val="00CC4E07"/>
+    <w:rPr>
+      <w:b/>
+      <w:bCs/>
     </w:rPr>
   </w:style>
 </w:styles>
